--- a/projects/valuepickr-open-screen/docs/Molbio Diagnostics Ltd.docx
+++ b/projects/valuepickr-open-screen/docs/Molbio Diagnostics Ltd.docx
@@ -32,7 +32,7 @@
           <w:sz w:val="22"/>
           <w:szCs w:val="22"/>
         </w:rPr>
-        <w:t xml:space="preserve">India's only WHO-approved point-of-care molecular diagnostics platform (Truenat) - genuine IP moat and strong 31%+ revenue CAGR, but a freshly-listed (Aug 2026) stock already pricing that growth in at a ~65-80x trailing P/E</w:t>
+        <w:t xml:space="preserve">India's only WHO-approved point-of-care molecular diagnostics platform (Truenat) - genuine IP moat, 31%+ revenue CAGR and margin-recovery guidance now evidenced in Q1 FY27 (24.6% vs 22.6% FY26), but a freshly-listed (Aug 2026) stock still on a rich ~59-60x TTM P/E with an unresolved net-debt/cash reconciliation</w:t>
       </w:r>
     </w:p>
     <w:p>
@@ -49,7 +49,7 @@
         <w:spacing w:after="120"/>
       </w:pPr>
       <w:r>
-        <w:t xml:space="preserve">Manufactures the Truenat platform - a portable, chip-based real-time PCR system for point-of-care molecular diagnostics (TB, COVID, HIV, dengue, and an expanding disease menu), the only Indian-made rapid molecular test WHO-approved for initial TB diagnosis after 13 years of in-house R&amp;D. Sells devices plus a recurring razor-blade consumables (test-chip) model domestically and via export to ~140 countries. Listed via IPO in August 2026; seeded via untrusted X triage (@nid_rockz, 2026-09-13).</w:t>
+        <w:t xml:space="preserve">Manufactures the Truenat platform - a portable, chip-based real-time PCR system for point-of-care molecular diagnostics (TB, COVID, HIV, dengue, and an expanding disease menu), the only Indian-made rapid molecular test WHO-approved for initial TB diagnosis after 13 years of in-house R&amp;D. Sells devices plus a recurring razor-blade consumables (test-chip) model domestically and via export to ~140 countries (&gt;12,500 devices installed across 90+ countries as of Mar-26). Six manufacturing facilities (Goa x2, Bengaluru, Visakhapatnam, Pune); installed capacity 5,400 devices/yr + 3.9 crore Truenat test kits/yr as of Mar-26. Listed via IPO in August 2026 (~Rs940 Cr raised, ~Rs200 Cr fresh issue for a new R&amp;D facility + manufacturing automation + US/Europe expansion, rest OFS). Seeded via untrusted X triage (@nid_rockz, 2026-09-13).</w:t>
       </w:r>
     </w:p>
     <w:p>
@@ -99,7 +99,7 @@
           </w:tcPr>
           <w:p>
             <w:r>
-              <w:t xml:space="preserve">~Rs 12,900 Cr</w:t>
+              <w:t xml:space="preserve">~Rs 14,800 Cr (18-Sep-26, price ~Rs 1,288)</w:t>
             </w:r>
           </w:p>
         </w:tc>
@@ -153,7 +153,7 @@
           </w:tcPr>
           <w:p>
             <w:r>
-              <w:t xml:space="preserve">FY24-FY26 revenue CAGR ~31.5% (Rs 837 Cr -&gt; Rs 1,446 Cr); FY25-FY26 +41.7% YoY</w:t>
+              <w:t xml:space="preserve">FY24-FY26 revenue CAGR ~31.5% (Rs 837 Cr -&gt; Rs 1,446 Cr); Q1 FY27 sales Rs 411 Cr (+309% YoY) - mostly a base effect off an anomalously weak, loss-making Jun-25 quarter (Rs 100 Cr sales); management flags the business as tender-driven and non-linear quarter to quarter</w:t>
             </w:r>
           </w:p>
         </w:tc>
@@ -180,7 +180,7 @@
           </w:tcPr>
           <w:p>
             <w:r>
-              <w:t xml:space="preserve">Net profit CAGR ~40.2% FY24-26 (Rs 83.5 Cr -&gt; Rs 164.1 Cr)</w:t>
+              <w:t xml:space="preserve">Net profit CAGR ~40.2% FY24-26 (Rs 83.5 Cr -&gt; Rs 164.1 Cr); Q1 FY27 PAT Rs 58.75 Cr (+348% YoY off the same depressed base), PAT margin 14.3%</w:t>
             </w:r>
           </w:p>
         </w:tc>
@@ -207,7 +207,7 @@
           </w:tcPr>
           <w:p>
             <w:r>
-              <w:t xml:space="preserve">Total debt more than tripled to ~Rs 413 Cr in FY26 (from ~Rs 123 Cr), mostly fresh long-term borrowing for capacity</w:t>
+              <w:t xml:space="preserve">Gross borrowings roughly tripled to ~Rs 450 Cr in FY26 (from ~Rs 147 Cr FY25, ~Rs 184 Cr FY24); cash+short-term investments estimated ~Rs 370 Cr by one third-party source (not independently confirmed from a primary filing this pass) - implies mild NET DEBT (~Rs 80 Cr) rather than the net-cash position asserted by the prior pass; flagged as an open question</w:t>
             </w:r>
           </w:p>
         </w:tc>
@@ -234,7 +234,7 @@
           </w:tcPr>
           <w:p>
             <w:r>
-              <w:t xml:space="preserve">Trailing P/E in the ~65-80x range depending on source (mkt cap/FY26 PAT implies ~79x) - rich</w:t>
+              <w:t xml:space="preserve">TTM P/E ~59-60x (screener.in, price ~Rs 1,288, 18-Sep-26), down from ~79x trailing P/E at listing as Q1 FY27's strong print entered trailing EPS - still rich</w:t>
             </w:r>
           </w:p>
         </w:tc>
@@ -250,7 +250,7 @@
         <w:spacing w:after="120"/>
       </w:pPr>
       <w:r>
-        <w:t xml:space="preserve">A genuine razor/razor-blade molecular-diagnostics compounder with real IP (WHO TB approval, ICMR certification) and an expanding disease-test menu that supports a real consumables tailwind and TAM. Growth (31-42% revenue, 40% PAT CAGR) and returns (ROCE ~17.6%) are solid, but the stock listed only weeks ago (Aug 2026) and jumped on heavy volume post-listing - the ~65-80x trailing P/E already prices in several years of continued high growth, and freshly-raised debt (tripled YoY) funding capacity adds near-term execution risk. No red flags found.</w:t>
+        <w:t xml:space="preserve">A genuine razor/razor-blade molecular-diagnostics compounder with real IP (WHO TB approval, ICMR certification) and an expanding disease-test menu. FY24-26 revenue CAGR ~31.5% and PAT CAGR ~40.2% are real, and the FY27 EBITDA-margin guidance of 24-25% is no longer just a promise - Q1 FY27 delivered 24.6%, up from FY26's dip to 22.6% (FY25 was 25.0%, pre-R&amp;D-basis margin 28.6%). The eye-catching '309% YoY' Q1 FY27 revenue headline is largely a base-effect artifact: Q1 FY26 (Jun-25) was an anomalously weak quarter (Rs 100 Cr sales, OPM -16%, a net LOSS of Rs 24 Cr) reflecting the tender-driven, non-linear nature of public-health procurement that management itself flags (guides investors to assess annually, not quarterly). Gross borrowings roughly tripled to ~Rs 450 Cr in FY26 funding capacity expansion - this pass could NOT independently re-confirm the prior pass's claim of a clear net-CASH position; one third-party aggregator suggests cash+ST investments of only ~Rs 370 Cr as of Mar-26, implying mild net debt of ~Rs 80 Cr rather than net cash of -Rs 321 Cr. This is flagged as an open reconciliation question pending a primary-source balance sheet read (screener's summarized balance sheet doesn't itemize cash, and the relevant PDFs were not reliably fetchable this pass). Valuation has compressed from ~79x trailing P/E at listing to ~59-60x TTM as the strong Q1 print entered trailing earnings, but remains rich for a stock with barely two months of public trading history.</w:t>
       </w:r>
     </w:p>
     <w:p>
@@ -259,15 +259,465 @@
         <w:spacing w:after="120" w:before="280"/>
       </w:pPr>
       <w:r>
-        <w:t xml:space="preserve">Technical Read (Weekly / Monthly MACD + Bollinger Bands, or RSI/CCI/Williams %R proxy)</w:t>
-      </w:r>
-    </w:p>
-    <w:p>
-      <w:pPr>
-        <w:spacing w:after="120"/>
-      </w:pPr>
-      <w:r>
-        <w:t xml:space="preserve">Freshly listed (Aug 2026); hit 20% upper-circuit on heavy volume, up ~35% in two days shortly after listing - momentum-driven, no meaningful multi-year chart history to read.</w:t>
+        <w:t xml:space="preserve">Deep-Dive: Primary Documents (Annual Reports, Quarterly Results, Exchange Filings)</w:t>
+      </w:r>
+    </w:p>
+    <w:p>
+      <w:pPr>
+        <w:spacing w:after="120"/>
+      </w:pPr>
+      <w:r>
+        <w:rPr>
+          <w:i/>
+          <w:iCs/>
+          <w:color w:val="666666"/>
+          <w:sz w:val="18"/>
+          <w:szCs w:val="18"/>
+        </w:rPr>
+        <w:t xml:space="preserve">Pass 1 — 2026-09-19. Built from the company's own filings (3 years of annual reports, ~4 quarters of results/concalls, and 6 months of BSE/NSE announcements), read via the web — a deeper layer than the forum-sentiment read below.</w:t>
+      </w:r>
+    </w:p>
+    <w:p>
+      <w:pPr>
+        <w:spacing w:after="120"/>
+      </w:pPr>
+      <w:r>
+        <w:rPr>
+          <w:b/>
+          <w:bCs/>
+          <w:sz w:val="20"/>
+          <w:szCs w:val="20"/>
+        </w:rPr>
+        <w:t xml:space="preserve">Sources reviewed this pass:</w:t>
+      </w:r>
+    </w:p>
+    <w:p>
+      <w:pPr>
+        <w:pStyle w:val="ListParagraph"/>
+        <w:numPr>
+          <w:ilvl w:val="0"/>
+          <w:numId w:val="1"/>
+        </w:numPr>
+        <w:spacing w:after="60"/>
+      </w:pPr>
+      <w:r>
+        <w:t xml:space="preserve">Q1 FY27 results/concall (Sept 8 2026) - equitybulls, whalesbook, multibagg.ai coverage</w:t>
+      </w:r>
+    </w:p>
+    <w:p>
+      <w:pPr>
+        <w:pStyle w:val="ListParagraph"/>
+        <w:numPr>
+          <w:ilvl w:val="0"/>
+          <w:numId w:val="1"/>
+        </w:numPr>
+        <w:spacing w:after="60"/>
+      </w:pPr>
+      <w:r>
+        <w:t xml:space="preserve">screener.in MOLBIO consolidated financials + balance sheet</w:t>
+      </w:r>
+    </w:p>
+    <w:p>
+      <w:pPr>
+        <w:pStyle w:val="ListParagraph"/>
+        <w:numPr>
+          <w:ilvl w:val="0"/>
+          <w:numId w:val="1"/>
+        </w:numPr>
+        <w:spacing w:after="60"/>
+      </w:pPr>
+      <w:r>
+        <w:t xml:space="preserve">Molbio Diagnostics IPO RHP/prospectus coverage (business-standard, swastika, sushilfinance, bajajbroking)</w:t>
+      </w:r>
+    </w:p>
+    <w:p>
+      <w:pPr>
+        <w:pStyle w:val="ListParagraph"/>
+        <w:numPr>
+          <w:ilvl w:val="0"/>
+          <w:numId w:val="1"/>
+        </w:numPr>
+        <w:spacing w:after="60"/>
+      </w:pPr>
+      <w:r>
+        <w:t xml:space="preserve">Simply Wall St MOLBIO balance sheet/health page</w:t>
+      </w:r>
+    </w:p>
+    <w:p>
+      <w:pPr>
+        <w:pStyle w:val="ListParagraph"/>
+        <w:numPr>
+          <w:ilvl w:val="0"/>
+          <w:numId w:val="1"/>
+        </w:numPr>
+        <w:spacing w:after="60"/>
+      </w:pPr>
+      <w:r>
+        <w:t xml:space="preserve">Business Standard / 5paisa / Upstox post-listing price-action coverage (Sept 10-16 2026)</w:t>
+      </w:r>
+    </w:p>
+    <w:p>
+      <w:pPr>
+        <w:pStyle w:val="ListParagraph"/>
+        <w:numPr>
+          <w:ilvl w:val="0"/>
+          <w:numId w:val="1"/>
+        </w:numPr>
+        <w:spacing w:after="60"/>
+      </w:pPr>
+      <w:r>
+        <w:t xml:space="preserve">Shareholding-pattern aggregator coverage (Aug 2026 post-IPO)</w:t>
+      </w:r>
+    </w:p>
+    <w:p>
+      <w:pPr>
+        <w:spacing w:after="120"/>
+      </w:pPr>
+      <w:r>
+        <w:rPr>
+          <w:b/>
+          <w:bCs/>
+          <w:sz w:val="20"/>
+          <w:szCs w:val="20"/>
+        </w:rPr>
+        <w:t xml:space="preserve">Annual-report findings (3-year view):</w:t>
+      </w:r>
+    </w:p>
+    <w:p>
+      <w:pPr>
+        <w:pStyle w:val="ListParagraph"/>
+        <w:numPr>
+          <w:ilvl w:val="0"/>
+          <w:numId w:val="1"/>
+        </w:numPr>
+        <w:spacing w:after="60"/>
+      </w:pPr>
+      <w:r>
+        <w:t xml:space="preserve">FY24-26: revenue Rs837cr -&gt; Rs1,020cr -&gt; Rs1,446cr; EBITDA margin 22% -&gt; 25.0% -&gt; 22.6% (dip in FY26); net profit Rs84cr -&gt; Rs139cr -&gt; Rs164cr</w:t>
+      </w:r>
+    </w:p>
+    <w:p>
+      <w:pPr>
+        <w:pStyle w:val="ListParagraph"/>
+        <w:numPr>
+          <w:ilvl w:val="0"/>
+          <w:numId w:val="1"/>
+        </w:numPr>
+        <w:spacing w:after="60"/>
+      </w:pPr>
+      <w:r>
+        <w:t xml:space="preserve">Borrowings Rs184cr (FY24) -&gt; Rs147cr (FY25) -&gt; Rs450cr (FY26) - funding capacity expansion (5,400 devices/yr + 3.9cr kits/yr installed capacity as of Mar-26, six manufacturing facilities)</w:t>
+      </w:r>
+    </w:p>
+    <w:p>
+      <w:pPr>
+        <w:pStyle w:val="ListParagraph"/>
+        <w:numPr>
+          <w:ilvl w:val="0"/>
+          <w:numId w:val="1"/>
+        </w:numPr>
+        <w:spacing w:after="60"/>
+      </w:pPr>
+      <w:r>
+        <w:t xml:space="preserve">IPO raised ~Rs940cr (Aug 2026): ~Rs200cr fresh issue for new R&amp;D facility/manufacturing automation/international expansion, balance an OFS; listed at Rs980 (+21% over Rs807 issue price)</w:t>
+      </w:r>
+    </w:p>
+    <w:p>
+      <w:pPr>
+        <w:pStyle w:val="ListParagraph"/>
+        <w:numPr>
+          <w:ilvl w:val="0"/>
+          <w:numId w:val="1"/>
+        </w:numPr>
+        <w:spacing w:after="60"/>
+      </w:pPr>
+      <w:r>
+        <w:t xml:space="preserve">Promoter holding 41.29% post-IPO (Exxora Trading LLP largest at 37.05% pre-offer), no pledge</w:t>
+      </w:r>
+    </w:p>
+    <w:p>
+      <w:pPr>
+        <w:spacing w:after="120"/>
+      </w:pPr>
+      <w:r>
+        <w:rPr>
+          <w:b/>
+          <w:bCs/>
+          <w:sz w:val="20"/>
+          <w:szCs w:val="20"/>
+        </w:rPr>
+        <w:t xml:space="preserve">Quarterly trend (last ~4 quarters + concall commentary):</w:t>
+      </w:r>
+    </w:p>
+    <w:p>
+      <w:pPr>
+        <w:pStyle w:val="ListParagraph"/>
+        <w:numPr>
+          <w:ilvl w:val="0"/>
+          <w:numId w:val="1"/>
+        </w:numPr>
+        <w:spacing w:after="60"/>
+      </w:pPr>
+      <w:r>
+        <w:t xml:space="preserve">Jun-25 (Q1 FY26): sales Rs100cr, OPM -16%, net LOSS Rs24cr - anomalously weak, tender-timing driven</w:t>
+      </w:r>
+    </w:p>
+    <w:p>
+      <w:pPr>
+        <w:pStyle w:val="ListParagraph"/>
+        <w:numPr>
+          <w:ilvl w:val="0"/>
+          <w:numId w:val="1"/>
+        </w:numPr>
+        <w:spacing w:after="60"/>
+      </w:pPr>
+      <w:r>
+        <w:t xml:space="preserve">Mar-26 (Q4 FY26): sales Rs561cr, OPM 28%, net profit Rs96cr - strong pre-fiscal-year-end quarter</w:t>
+      </w:r>
+    </w:p>
+    <w:p>
+      <w:pPr>
+        <w:pStyle w:val="ListParagraph"/>
+        <w:numPr>
+          <w:ilvl w:val="0"/>
+          <w:numId w:val="1"/>
+        </w:numPr>
+        <w:spacing w:after="60"/>
+      </w:pPr>
+      <w:r>
+        <w:t xml:space="preserve">Jun-26 (Q1 FY27): sales Rs411.5cr (+309% YoY off the depressed Jun-25 base), OPM/EBITDA margin ~24.6% (within FY27 guided 24-25% band), net profit Rs58.75cr (+348% YoY), PAT margin 14.3%; 164 devices sold, 62.4 lakh kits sold; export revenue ~Rs67cr (16% of sales)</w:t>
+      </w:r>
+    </w:p>
+    <w:p>
+      <w:pPr>
+        <w:spacing w:after="120"/>
+      </w:pPr>
+      <w:r>
+        <w:rPr>
+          <w:b/>
+          <w:bCs/>
+          <w:sz w:val="20"/>
+          <w:szCs w:val="20"/>
+        </w:rPr>
+        <w:t xml:space="preserve">Exchange announcements (last 6 months):</w:t>
+      </w:r>
+    </w:p>
+    <w:p>
+      <w:pPr>
+        <w:pStyle w:val="ListParagraph"/>
+        <w:numPr>
+          <w:ilvl w:val="0"/>
+          <w:numId w:val="1"/>
+        </w:numPr>
+        <w:spacing w:after="60"/>
+      </w:pPr>
+      <w:r>
+        <w:t xml:space="preserve">Listed on BSE/NSE Aug 17 2026</w:t>
+      </w:r>
+    </w:p>
+    <w:p>
+      <w:pPr>
+        <w:pStyle w:val="ListParagraph"/>
+        <w:numPr>
+          <w:ilvl w:val="0"/>
+          <w:numId w:val="1"/>
+        </w:numPr>
+        <w:spacing w:after="60"/>
+      </w:pPr>
+      <w:r>
+        <w:t xml:space="preserve">Q1 FY27 results announced + concall held Sept 8 2026</w:t>
+      </w:r>
+    </w:p>
+    <w:p>
+      <w:pPr>
+        <w:pStyle w:val="ListParagraph"/>
+        <w:numPr>
+          <w:ilvl w:val="0"/>
+          <w:numId w:val="1"/>
+        </w:numPr>
+        <w:spacing w:after="60"/>
+      </w:pPr>
+      <w:r>
+        <w:t xml:space="preserve">Stock hit 52-week high Rs1,686.50 on Sept 11 2026 (up ~75% in a month) then fell ~18.5% over Sept 15-16 2026 on profit-taking (no adverse news identified)</w:t>
+      </w:r>
+    </w:p>
+    <w:p>
+      <w:pPr>
+        <w:pStyle w:val="ListParagraph"/>
+        <w:numPr>
+          <w:ilvl w:val="0"/>
+          <w:numId w:val="1"/>
+        </w:numPr>
+        <w:spacing w:after="60"/>
+      </w:pPr>
+      <w:r>
+        <w:t xml:space="preserve">Price stabilised around Rs1,288 by Sept 18 2026</w:t>
+      </w:r>
+    </w:p>
+    <w:p>
+      <w:pPr>
+        <w:spacing w:after="120"/>
+      </w:pPr>
+      <w:r>
+        <w:rPr>
+          <w:b/>
+          <w:bCs/>
+          <w:sz w:val="20"/>
+          <w:szCs w:val="20"/>
+        </w:rPr>
+        <w:t xml:space="preserve">Key new facts vs. the prior write-up:</w:t>
+      </w:r>
+    </w:p>
+    <w:p>
+      <w:pPr>
+        <w:pStyle w:val="ListParagraph"/>
+        <w:numPr>
+          <w:ilvl w:val="0"/>
+          <w:numId w:val="1"/>
+        </w:numPr>
+        <w:spacing w:after="60"/>
+      </w:pPr>
+      <w:r>
+        <w:t xml:space="preserve">The '309% YoY' Q1 FY27 revenue-growth headline is largely a base-effect artifact: Q1 FY26 was an anomalously weak, loss-making quarter (Rs100cr sales, OPM -16%, net loss Rs24cr) due to tender-driven non-linearity, not a genuine step-change in run-rate</w:t>
+      </w:r>
+    </w:p>
+    <w:p>
+      <w:pPr>
+        <w:pStyle w:val="ListParagraph"/>
+        <w:numPr>
+          <w:ilvl w:val="0"/>
+          <w:numId w:val="1"/>
+        </w:numPr>
+        <w:spacing w:after="60"/>
+      </w:pPr>
+      <w:r>
+        <w:t xml:space="preserve">FY27 EBITDA-margin guidance (24-25%) is now evidenced, not just promised: Q1 FY27 delivered 24.6%, up from FY26's dip to 22.6%</w:t>
+      </w:r>
+    </w:p>
+    <w:p>
+      <w:pPr>
+        <w:pStyle w:val="ListParagraph"/>
+        <w:numPr>
+          <w:ilvl w:val="0"/>
+          <w:numId w:val="1"/>
+        </w:numPr>
+        <w:spacing w:after="60"/>
+      </w:pPr>
+      <w:r>
+        <w:t xml:space="preserve">TTM P/E has compressed from ~79x (trailing FY26-only, at listing) to ~59-60x as the strong Q1 FY27 print entered trailing EPS</w:t>
+      </w:r>
+    </w:p>
+    <w:p>
+      <w:pPr>
+        <w:pStyle w:val="ListParagraph"/>
+        <w:numPr>
+          <w:ilvl w:val="0"/>
+          <w:numId w:val="1"/>
+        </w:numPr>
+        <w:spacing w:after="60"/>
+      </w:pPr>
+      <w:r>
+        <w:t xml:space="preserve">Could NOT independently re-confirm the prior pass's 'net cash ~-Rs321cr' claim: gross borrowings ~Rs450cr FY26 vs one third-party estimate of ~Rs370cr cash+ST-investments implies mild NET DEBT (~Rs80cr), not net cash - flagged as an open reconciliation question, not overturned outright</w:t>
+      </w:r>
+    </w:p>
+    <w:p>
+      <w:pPr>
+        <w:pStyle w:val="ListParagraph"/>
+        <w:numPr>
+          <w:ilvl w:val="0"/>
+          <w:numId w:val="1"/>
+        </w:numPr>
+        <w:spacing w:after="60"/>
+      </w:pPr>
+      <w:r>
+        <w:t xml:space="preserve">No forum thread exists for corroboration; promoter holding 41.29% post-IPO, no pledge</w:t>
+      </w:r>
+    </w:p>
+    <w:p>
+      <w:pPr>
+        <w:spacing w:after="120"/>
+      </w:pPr>
+      <w:r>
+        <w:rPr>
+          <w:b/>
+          <w:bCs/>
+          <w:sz w:val="20"/>
+          <w:szCs w:val="20"/>
+        </w:rPr>
+        <w:t xml:space="preserve">Open questions / what to watch:</w:t>
+      </w:r>
+    </w:p>
+    <w:p>
+      <w:pPr>
+        <w:pStyle w:val="ListParagraph"/>
+        <w:numPr>
+          <w:ilvl w:val="0"/>
+          <w:numId w:val="1"/>
+        </w:numPr>
+        <w:spacing w:after="60"/>
+      </w:pPr>
+      <w:r>
+        <w:t xml:space="preserve">Exact cash/investments figure needs a primary-source balance sheet or investor-presentation read (screener's summary and SimplyWall.st's aggregate cash figure conflict) to settle net debt vs net cash definitively</w:t>
+      </w:r>
+    </w:p>
+    <w:p>
+      <w:pPr>
+        <w:pStyle w:val="ListParagraph"/>
+        <w:numPr>
+          <w:ilvl w:val="0"/>
+          <w:numId w:val="1"/>
+        </w:numPr>
+        <w:spacing w:after="60"/>
+      </w:pPr>
+      <w:r>
+        <w:t xml:space="preserve">Durability of 25%+ revenue growth and 24-25% margin band beyond FY27 unclear without further concalls</w:t>
+      </w:r>
+    </w:p>
+    <w:p>
+      <w:pPr>
+        <w:pStyle w:val="ListParagraph"/>
+        <w:numPr>
+          <w:ilvl w:val="0"/>
+          <w:numId w:val="1"/>
+        </w:numPr>
+        <w:spacing w:after="60"/>
+      </w:pPr>
+      <w:r>
+        <w:t xml:space="preserve">Capacity utilization post the ~Rs200cr R&amp;D/automation capex not disclosed this pass</w:t>
+      </w:r>
+    </w:p>
+    <w:p>
+      <w:pPr>
+        <w:pStyle w:val="ListParagraph"/>
+        <w:numPr>
+          <w:ilvl w:val="0"/>
+          <w:numId w:val="1"/>
+        </w:numPr>
+        <w:spacing w:after="60"/>
+      </w:pPr>
+      <w:r>
+        <w:t xml:space="preserve">No RPT, auditor-history or promoter-pledge-trend review possible yet (pre-IPO private-company disclosures not sourced this pass)</w:t>
+      </w:r>
+    </w:p>
+    <w:p>
+      <w:pPr>
+        <w:spacing w:after="120" w:before="120"/>
+      </w:pPr>
+      <w:r>
+        <w:rPr>
+          <w:b/>
+          <w:bCs/>
+          <w:sz w:val="20"/>
+          <w:szCs w:val="20"/>
+        </w:rPr>
+        <w:t xml:space="preserve">Conviction impact: </w:t>
+      </w:r>
+      <w:r>
+        <w:rPr>
+          <w:sz w:val="20"/>
+          <w:szCs w:val="20"/>
+        </w:rPr>
+        <w:t xml:space="preserve">Medium -&gt; Medium. Thesis intact and modestly de-risked (margin-recovery guidance is now evidenced in Q1 FY27 rather than just promised, and TTM valuation has compressed from ~79x to ~59-60x), but the previously-asserted 'net cash' balance-sheet position could not be re-confirmed with primary-source certainty this pass (found conflicting cash/investments figures pointing to possible mild net debt instead) - net effect is a wash, conviction held at Medium pending a firmer cash reconciliation.</w:t>
       </w:r>
     </w:p>
     <w:p>
@@ -276,15 +726,22 @@
         <w:spacing w:after="120" w:before="280"/>
       </w:pPr>
       <w:r>
-        <w:t xml:space="preserve">ValuePickr Community Signal</w:t>
-      </w:r>
-    </w:p>
-    <w:p>
-      <w:pPr>
-        <w:spacing w:after="120"/>
-      </w:pPr>
-      <w:r>
-        <w:t xml:space="preserve">No dedicated ValuePickr thread found under this name (forum search returned only unrelated diagnostics names - 3B Blackbio DX, Metropolis Healthcare). Web coverage is IPO-analysis focused, generally positive on the technology moat but flagging valuation richness (one source explicitly questions whether the ~65x P/E is justified).</w:t>
+        <w:t xml:space="preserve">Guidance &amp; Expectation Gap</w:t>
+      </w:r>
+    </w:p>
+    <w:p>
+      <w:pPr>
+        <w:spacing w:after="120"/>
+      </w:pPr>
+      <w:r>
+        <w:rPr>
+          <w:i/>
+          <w:iCs/>
+          <w:color w:val="666666"/>
+          <w:sz w:val="18"/>
+          <w:szCs w:val="18"/>
+        </w:rPr>
+        <w:t xml:space="preserve">Management guidance decoded into commitments, graded on the expectation → action → operational → commercial → financial ladder, then compared to what the current price appears to assume. Method: playbook/guidance-and-expectation-gap.md.</w:t>
       </w:r>
     </w:p>
     <w:p>
@@ -298,14 +755,948 @@
           <w:sz w:val="20"/>
           <w:szCs w:val="20"/>
         </w:rPr>
-        <w:t xml:space="preserve">High-conviction call from a top contributor: </w:t>
-      </w:r>
-      <w:r>
-        <w:rPr>
-          <w:sz w:val="20"/>
-          <w:szCs w:val="20"/>
-        </w:rPr>
-        <w:t xml:space="preserve">None found - no resolved ValuePickr thread for this name.</w:t>
+        <w:t xml:space="preserve">Commitment ladder (most-proven first):</w:t>
+      </w:r>
+    </w:p>
+    <w:tbl>
+      <w:tblPr>
+        <w:tblW w:type="dxa" w:w="9000"/>
+        <w:tblBorders>
+          <w:top w:val="single" w:color="auto" w:sz="4"/>
+          <w:left w:val="single" w:color="auto" w:sz="4"/>
+          <w:bottom w:val="single" w:color="auto" w:sz="4"/>
+          <w:right w:val="single" w:color="auto" w:sz="4"/>
+          <w:insideH w:val="single" w:color="auto" w:sz="4"/>
+          <w:insideV w:val="single" w:color="auto" w:sz="4"/>
+        </w:tblBorders>
+      </w:tblPr>
+      <w:tblGrid>
+        <w:gridCol w:w="1100"/>
+        <w:gridCol w:w="2600"/>
+        <w:gridCol w:w="2400"/>
+        <w:gridCol w:w="900"/>
+        <w:gridCol w:w="1200"/>
+        <w:gridCol w:w="800"/>
+      </w:tblGrid>
+      <w:tr>
+        <w:trPr>
+          <w:tblHeader/>
+        </w:trPr>
+        <w:tc>
+          <w:tcPr>
+            <w:tcW w:type="dxa" w:w="1100"/>
+            <w:shd w:fill="F2F2F2" w:val="clear"/>
+          </w:tcPr>
+          <w:p>
+            <w:r>
+              <w:rPr>
+                <w:b/>
+                <w:bCs/>
+                <w:sz w:val="18"/>
+                <w:szCs w:val="18"/>
+              </w:rPr>
+              <w:t xml:space="preserve">Area</w:t>
+            </w:r>
+          </w:p>
+        </w:tc>
+        <w:tc>
+          <w:tcPr>
+            <w:tcW w:type="dxa" w:w="2600"/>
+            <w:shd w:fill="F2F2F2" w:val="clear"/>
+          </w:tcPr>
+          <w:p>
+            <w:r>
+              <w:rPr>
+                <w:b/>
+                <w:bCs/>
+                <w:sz w:val="18"/>
+                <w:szCs w:val="18"/>
+              </w:rPr>
+              <w:t xml:space="preserve">Commitment</w:t>
+            </w:r>
+          </w:p>
+        </w:tc>
+        <w:tc>
+          <w:tcPr>
+            <w:tcW w:type="dxa" w:w="2400"/>
+            <w:shd w:fill="F2F2F2" w:val="clear"/>
+          </w:tcPr>
+          <w:p>
+            <w:r>
+              <w:rPr>
+                <w:b/>
+                <w:bCs/>
+                <w:sz w:val="18"/>
+                <w:szCs w:val="18"/>
+              </w:rPr>
+              <w:t xml:space="preserve">Specifics</w:t>
+            </w:r>
+          </w:p>
+        </w:tc>
+        <w:tc>
+          <w:tcPr>
+            <w:tcW w:type="dxa" w:w="900"/>
+            <w:shd w:fill="F2F2F2" w:val="clear"/>
+          </w:tcPr>
+          <w:p>
+            <w:r>
+              <w:rPr>
+                <w:b/>
+                <w:bCs/>
+                <w:sz w:val="18"/>
+                <w:szCs w:val="18"/>
+              </w:rPr>
+              <w:t xml:space="preserve">By when</w:t>
+            </w:r>
+          </w:p>
+        </w:tc>
+        <w:tc>
+          <w:tcPr>
+            <w:tcW w:type="dxa" w:w="1200"/>
+            <w:shd w:fill="F2F2F2" w:val="clear"/>
+          </w:tcPr>
+          <w:p>
+            <w:r>
+              <w:rPr>
+                <w:b/>
+                <w:bCs/>
+                <w:sz w:val="18"/>
+                <w:szCs w:val="18"/>
+              </w:rPr>
+              <w:t xml:space="preserve">Stage</w:t>
+            </w:r>
+          </w:p>
+        </w:tc>
+        <w:tc>
+          <w:tcPr>
+            <w:tcW w:type="dxa" w:w="800"/>
+            <w:shd w:fill="F2F2F2" w:val="clear"/>
+          </w:tcPr>
+          <w:p>
+            <w:r>
+              <w:rPr>
+                <w:b/>
+                <w:bCs/>
+                <w:sz w:val="18"/>
+                <w:szCs w:val="18"/>
+              </w:rPr>
+              <w:t xml:space="preserve">Thesis-critical</w:t>
+            </w:r>
+          </w:p>
+        </w:tc>
+      </w:tr>
+      <w:tr>
+        <w:tc>
+          <w:tcPr>
+            <w:tcW w:type="dxa" w:w="1100"/>
+          </w:tcPr>
+          <w:p>
+            <w:r>
+              <w:rPr>
+                <w:b w:val="false"/>
+                <w:bCs w:val="false"/>
+                <w:sz w:val="18"/>
+                <w:szCs w:val="18"/>
+              </w:rPr>
+              <w:t xml:space="preserve">margin</w:t>
+            </w:r>
+          </w:p>
+        </w:tc>
+        <w:tc>
+          <w:tcPr>
+            <w:tcW w:type="dxa" w:w="2600"/>
+          </w:tcPr>
+          <w:p>
+            <w:r>
+              <w:rPr>
+                <w:b w:val="false"/>
+                <w:bCs w:val="false"/>
+                <w:sz w:val="18"/>
+                <w:szCs w:val="18"/>
+              </w:rPr>
+              <w:t xml:space="preserve">EBITDA margin recovery to 24-25% band for FY27</w:t>
+            </w:r>
+          </w:p>
+        </w:tc>
+        <w:tc>
+          <w:tcPr>
+            <w:tcW w:type="dxa" w:w="2400"/>
+          </w:tcPr>
+          <w:p>
+            <w:r>
+              <w:rPr>
+                <w:b w:val="false"/>
+                <w:bCs w:val="false"/>
+                <w:sz w:val="18"/>
+                <w:szCs w:val="18"/>
+              </w:rPr>
+              <w:t xml:space="preserve">FY27 guidance: topline growth ~25%, EBITDA margin 24-25%</w:t>
+            </w:r>
+          </w:p>
+        </w:tc>
+        <w:tc>
+          <w:tcPr>
+            <w:tcW w:type="dxa" w:w="900"/>
+          </w:tcPr>
+          <w:p>
+            <w:r>
+              <w:rPr>
+                <w:b w:val="false"/>
+                <w:bCs w:val="false"/>
+                <w:sz w:val="18"/>
+                <w:szCs w:val="18"/>
+              </w:rPr>
+              <w:t xml:space="preserve">FY27</w:t>
+            </w:r>
+          </w:p>
+        </w:tc>
+        <w:tc>
+          <w:tcPr>
+            <w:tcW w:type="dxa" w:w="1200"/>
+          </w:tcPr>
+          <w:p>
+            <w:r>
+              <w:rPr>
+                <w:b w:val="false"/>
+                <w:bCs w:val="false"/>
+                <w:sz w:val="18"/>
+                <w:szCs w:val="18"/>
+              </w:rPr>
+              <w:t xml:space="preserve">financial</w:t>
+            </w:r>
+          </w:p>
+        </w:tc>
+        <w:tc>
+          <w:tcPr>
+            <w:tcW w:type="dxa" w:w="800"/>
+          </w:tcPr>
+          <w:p>
+            <w:r>
+              <w:rPr>
+                <w:b w:val="false"/>
+                <w:bCs w:val="false"/>
+                <w:sz w:val="18"/>
+                <w:szCs w:val="18"/>
+              </w:rPr>
+              <w:t xml:space="preserve">yes</w:t>
+            </w:r>
+          </w:p>
+        </w:tc>
+      </w:tr>
+      <w:tr>
+        <w:tc>
+          <w:tcPr>
+            <w:tcW w:type="dxa" w:w="1100"/>
+          </w:tcPr>
+          <w:p>
+            <w:r>
+              <w:rPr>
+                <w:b w:val="false"/>
+                <w:bCs w:val="false"/>
+                <w:sz w:val="18"/>
+                <w:szCs w:val="18"/>
+              </w:rPr>
+              <w:t xml:space="preserve">capex</w:t>
+            </w:r>
+          </w:p>
+        </w:tc>
+        <w:tc>
+          <w:tcPr>
+            <w:tcW w:type="dxa" w:w="2600"/>
+          </w:tcPr>
+          <w:p>
+            <w:r>
+              <w:rPr>
+                <w:b w:val="false"/>
+                <w:bCs w:val="false"/>
+                <w:sz w:val="18"/>
+                <w:szCs w:val="18"/>
+              </w:rPr>
+              <w:t xml:space="preserve">New R&amp;D facility + manufacturing automation funded by IPO fresh issue</w:t>
+            </w:r>
+          </w:p>
+        </w:tc>
+        <w:tc>
+          <w:tcPr>
+            <w:tcW w:type="dxa" w:w="2400"/>
+          </w:tcPr>
+          <w:p>
+            <w:r>
+              <w:rPr>
+                <w:b w:val="false"/>
+                <w:bCs w:val="false"/>
+                <w:sz w:val="18"/>
+                <w:szCs w:val="18"/>
+              </w:rPr>
+              <w:t xml:space="preserve">~Rs 200 Cr of ~Rs 940 Cr total IPO fresh issue</w:t>
+            </w:r>
+          </w:p>
+        </w:tc>
+        <w:tc>
+          <w:tcPr>
+            <w:tcW w:type="dxa" w:w="900"/>
+          </w:tcPr>
+          <w:p>
+            <w:r>
+              <w:rPr>
+                <w:b w:val="false"/>
+                <w:bCs w:val="false"/>
+                <w:sz w:val="18"/>
+                <w:szCs w:val="18"/>
+              </w:rPr>
+              <w:t xml:space="preserve">12M</w:t>
+            </w:r>
+          </w:p>
+        </w:tc>
+        <w:tc>
+          <w:tcPr>
+            <w:tcW w:type="dxa" w:w="1200"/>
+          </w:tcPr>
+          <w:p>
+            <w:r>
+              <w:rPr>
+                <w:b w:val="false"/>
+                <w:bCs w:val="false"/>
+                <w:sz w:val="18"/>
+                <w:szCs w:val="18"/>
+              </w:rPr>
+              <w:t xml:space="preserve">action</w:t>
+            </w:r>
+          </w:p>
+        </w:tc>
+        <w:tc>
+          <w:tcPr>
+            <w:tcW w:type="dxa" w:w="800"/>
+          </w:tcPr>
+          <w:p>
+            <w:r>
+              <w:rPr>
+                <w:b w:val="false"/>
+                <w:bCs w:val="false"/>
+                <w:sz w:val="18"/>
+                <w:szCs w:val="18"/>
+              </w:rPr>
+              <w:t xml:space="preserve">yes</w:t>
+            </w:r>
+          </w:p>
+        </w:tc>
+      </w:tr>
+      <w:tr>
+        <w:tc>
+          <w:tcPr>
+            <w:tcW w:type="dxa" w:w="1100"/>
+          </w:tcPr>
+          <w:p>
+            <w:r>
+              <w:rPr>
+                <w:b w:val="false"/>
+                <w:bCs w:val="false"/>
+                <w:sz w:val="18"/>
+                <w:szCs w:val="18"/>
+              </w:rPr>
+              <w:t xml:space="preserve">new_business</w:t>
+            </w:r>
+          </w:p>
+        </w:tc>
+        <w:tc>
+          <w:tcPr>
+            <w:tcW w:type="dxa" w:w="2600"/>
+          </w:tcPr>
+          <w:p>
+            <w:r>
+              <w:rPr>
+                <w:b w:val="false"/>
+                <w:bCs w:val="false"/>
+                <w:sz w:val="18"/>
+                <w:szCs w:val="18"/>
+              </w:rPr>
+              <w:t xml:space="preserve">International expansion into US/Europe developed markets</w:t>
+            </w:r>
+          </w:p>
+        </w:tc>
+        <w:tc>
+          <w:tcPr>
+            <w:tcW w:type="dxa" w:w="2400"/>
+          </w:tcPr>
+          <w:p>
+            <w:r>
+              <w:rPr>
+                <w:b w:val="false"/>
+                <w:bCs w:val="false"/>
+                <w:sz w:val="18"/>
+                <w:szCs w:val="18"/>
+              </w:rPr>
+              <w:t xml:space="preserve">Part of stated IPO use-of-proceeds; no dated milestones disclosed</w:t>
+            </w:r>
+          </w:p>
+        </w:tc>
+        <w:tc>
+          <w:tcPr>
+            <w:tcW w:type="dxa" w:w="900"/>
+          </w:tcPr>
+          <w:p>
+            <w:r>
+              <w:rPr>
+                <w:b w:val="false"/>
+                <w:bCs w:val="false"/>
+                <w:sz w:val="18"/>
+                <w:szCs w:val="18"/>
+              </w:rPr>
+              <w:t xml:space="preserve">beyond</w:t>
+            </w:r>
+          </w:p>
+        </w:tc>
+        <w:tc>
+          <w:tcPr>
+            <w:tcW w:type="dxa" w:w="1200"/>
+          </w:tcPr>
+          <w:p>
+            <w:r>
+              <w:rPr>
+                <w:b w:val="false"/>
+                <w:bCs w:val="false"/>
+                <w:sz w:val="18"/>
+                <w:szCs w:val="18"/>
+              </w:rPr>
+              <w:t xml:space="preserve">expectation</w:t>
+            </w:r>
+          </w:p>
+        </w:tc>
+        <w:tc>
+          <w:tcPr>
+            <w:tcW w:type="dxa" w:w="800"/>
+          </w:tcPr>
+          <w:p>
+            <w:r>
+              <w:rPr>
+                <w:b w:val="false"/>
+                <w:bCs w:val="false"/>
+                <w:sz w:val="18"/>
+                <w:szCs w:val="18"/>
+              </w:rPr>
+              <w:t xml:space="preserve"/>
+            </w:r>
+          </w:p>
+        </w:tc>
+      </w:tr>
+    </w:tbl>
+    <w:p>
+      <w:pPr>
+        <w:spacing w:after="60" w:before="120"/>
+      </w:pPr>
+      <w:r>
+        <w:rPr>
+          <w:b/>
+          <w:bCs/>
+          <w:sz w:val="20"/>
+          <w:szCs w:val="20"/>
+        </w:rPr>
+        <w:t xml:space="preserve">Earnings chain: </w:t>
+      </w:r>
+      <w:r>
+        <w:rPr>
+          <w:b w:val="false"/>
+          <w:bCs w:val="false"/>
+          <w:sz w:val="20"/>
+          <w:szCs w:val="20"/>
+        </w:rPr>
+        <w:t xml:space="preserve">disease-test menu expansion + export reach</w:t>
+      </w:r>
+      <w:r>
+        <w:rPr>
+          <w:color w:val="666666"/>
+          <w:sz w:val="20"/>
+          <w:szCs w:val="20"/>
+        </w:rPr>
+        <w:t xml:space="preserve"> → </w:t>
+      </w:r>
+      <w:r>
+        <w:rPr>
+          <w:b w:val="false"/>
+          <w:bCs w:val="false"/>
+          <w:sz w:val="20"/>
+          <w:szCs w:val="20"/>
+        </w:rPr>
+        <w:t xml:space="preserve">device placements + consumable pull-through</w:t>
+      </w:r>
+      <w:r>
+        <w:rPr>
+          <w:color w:val="666666"/>
+          <w:sz w:val="20"/>
+          <w:szCs w:val="20"/>
+        </w:rPr>
+        <w:t xml:space="preserve"> → </w:t>
+      </w:r>
+      <w:r>
+        <w:rPr>
+          <w:b w:val="false"/>
+          <w:bCs w:val="false"/>
+          <w:sz w:val="20"/>
+          <w:szCs w:val="20"/>
+        </w:rPr>
+        <w:t xml:space="preserve">revenue growth (device+kit volumes)</w:t>
+      </w:r>
+      <w:r>
+        <w:rPr>
+          <w:color w:val="666666"/>
+          <w:sz w:val="20"/>
+          <w:szCs w:val="20"/>
+        </w:rPr>
+        <w:t xml:space="preserve"> → </w:t>
+      </w:r>
+      <w:r>
+        <w:rPr>
+          <w:b w:val="false"/>
+          <w:bCs w:val="false"/>
+          <w:sz w:val="20"/>
+          <w:szCs w:val="20"/>
+        </w:rPr>
+        <w:t xml:space="preserve">operating leverage on pre-R&amp;D EBITDA</w:t>
+      </w:r>
+      <w:r>
+        <w:rPr>
+          <w:color w:val="666666"/>
+          <w:sz w:val="20"/>
+          <w:szCs w:val="20"/>
+        </w:rPr>
+        <w:t xml:space="preserve"> → </w:t>
+      </w:r>
+      <w:r>
+        <w:rPr>
+          <w:b w:val="false"/>
+          <w:bCs w:val="false"/>
+          <w:sz w:val="20"/>
+          <w:szCs w:val="20"/>
+        </w:rPr>
+        <w:t xml:space="preserve">EBITDA margin 24-25%</w:t>
+      </w:r>
+      <w:r>
+        <w:rPr>
+          <w:color w:val="666666"/>
+          <w:sz w:val="20"/>
+          <w:szCs w:val="20"/>
+        </w:rPr>
+        <w:t xml:space="preserve"> → </w:t>
+      </w:r>
+      <w:r>
+        <w:rPr>
+          <w:b w:val="false"/>
+          <w:bCs w:val="false"/>
+          <w:sz w:val="20"/>
+          <w:szCs w:val="20"/>
+        </w:rPr>
+        <w:t xml:space="preserve">PAT</w:t>
+      </w:r>
+    </w:p>
+    <w:p>
+      <w:pPr>
+        <w:spacing w:after="120"/>
+      </w:pPr>
+      <w:r>
+        <w:rPr>
+          <w:color w:val="666666"/>
+          <w:sz w:val="18"/>
+          <w:szCs w:val="18"/>
+        </w:rPr>
+        <w:t xml:space="preserve">Bottleneck link: device placement pace / public-health tender timing (lumpy, non-linear quarter to quarter).</w:t>
+      </w:r>
+    </w:p>
+    <w:p>
+      <w:pPr>
+        <w:spacing w:after="120"/>
+      </w:pPr>
+      <w:r>
+        <w:rPr>
+          <w:color w:val="666666"/>
+          <w:sz w:val="18"/>
+          <w:szCs w:val="18"/>
+        </w:rPr>
+        <w:t xml:space="preserve">Operating leverage: yes — pre-R&amp;D EBITDA margin 28.6% vs reported 22.6% FY26; R&amp;D spend is the swing factor management can flex</w:t>
+      </w:r>
+    </w:p>
+    <w:p>
+      <w:pPr>
+        <w:spacing w:after="120"/>
+      </w:pPr>
+      <w:r>
+        <w:rPr>
+          <w:color w:val="666666"/>
+          <w:sz w:val="18"/>
+          <w:szCs w:val="18"/>
+        </w:rPr>
+        <w:t xml:space="preserve">Evidenced: revenue growth; EBITDA margin recovery (Q1 FY27 24.6% print). Still assumed: sustained 24-25% margin band through the rest of FY27; international expansion contribution.</w:t>
+      </w:r>
+    </w:p>
+    <w:p>
+      <w:pPr>
+        <w:spacing w:after="120"/>
+      </w:pPr>
+      <w:r>
+        <w:rPr>
+          <w:b/>
+          <w:bCs/>
+          <w:sz w:val="20"/>
+          <w:szCs w:val="20"/>
+        </w:rPr>
+        <w:t xml:space="preserve">Market expectation vs. our path:</w:t>
+      </w:r>
+    </w:p>
+    <w:tbl>
+      <w:tblPr>
+        <w:tblW w:type="dxa" w:w="9000"/>
+        <w:tblBorders>
+          <w:top w:val="single" w:color="auto" w:sz="4"/>
+          <w:left w:val="single" w:color="auto" w:sz="4"/>
+          <w:bottom w:val="single" w:color="auto" w:sz="4"/>
+          <w:right w:val="single" w:color="auto" w:sz="4"/>
+          <w:insideH w:val="single" w:color="auto" w:sz="4"/>
+          <w:insideV w:val="single" w:color="auto" w:sz="4"/>
+        </w:tblBorders>
+      </w:tblPr>
+      <w:tblGrid>
+        <w:gridCol w:w="3200"/>
+        <w:gridCol w:w="5800"/>
+      </w:tblGrid>
+      <w:tr>
+        <w:tc>
+          <w:tcPr>
+            <w:tcW w:type="dxa" w:w="3200"/>
+            <w:shd w:fill="F2F2F2" w:val="clear"/>
+          </w:tcPr>
+          <w:p>
+            <w:r>
+              <w:rPr>
+                <w:b/>
+                <w:bCs/>
+              </w:rPr>
+              <w:t xml:space="preserve">As of</w:t>
+            </w:r>
+          </w:p>
+        </w:tc>
+        <w:tc>
+          <w:tcPr>
+            <w:tcW w:type="dxa" w:w="5800"/>
+          </w:tcPr>
+          <w:p>
+            <w:r>
+              <w:t xml:space="preserve">2026-09-19</w:t>
+            </w:r>
+          </w:p>
+        </w:tc>
+      </w:tr>
+      <w:tr>
+        <w:tc>
+          <w:tcPr>
+            <w:tcW w:type="dxa" w:w="3200"/>
+            <w:shd w:fill="F2F2F2" w:val="clear"/>
+          </w:tcPr>
+          <w:p>
+            <w:r>
+              <w:rPr>
+                <w:b/>
+                <w:bCs/>
+              </w:rPr>
+              <w:t xml:space="preserve">Price / multiple</w:t>
+            </w:r>
+          </w:p>
+        </w:tc>
+        <w:tc>
+          <w:tcPr>
+            <w:tcW w:type="dxa" w:w="5800"/>
+          </w:tcPr>
+          <w:p>
+            <w:r>
+              <w:t xml:space="preserve">Rs 1288 · 59.5x P/E</w:t>
+            </w:r>
+          </w:p>
+        </w:tc>
+      </w:tr>
+      <w:tr>
+        <w:tc>
+          <w:tcPr>
+            <w:tcW w:type="dxa" w:w="3200"/>
+            <w:shd w:fill="F2F2F2" w:val="clear"/>
+          </w:tcPr>
+          <w:p>
+            <w:r>
+              <w:rPr>
+                <w:b/>
+                <w:bCs/>
+              </w:rPr>
+              <w:t xml:space="preserve">Right valuation lens</w:t>
+            </w:r>
+          </w:p>
+        </w:tc>
+        <w:tc>
+          <w:tcPr>
+            <w:tcW w:type="dxa" w:w="5800"/>
+          </w:tcPr>
+          <w:p>
+            <w:r>
+              <w:t xml:space="preserve">P/E</w:t>
+            </w:r>
+          </w:p>
+        </w:tc>
+      </w:tr>
+      <w:tr>
+        <w:tc>
+          <w:tcPr>
+            <w:tcW w:type="dxa" w:w="3200"/>
+            <w:shd w:fill="F2F2F2" w:val="clear"/>
+          </w:tcPr>
+          <w:p>
+            <w:r>
+              <w:rPr>
+                <w:b/>
+                <w:bCs/>
+              </w:rPr>
+              <w:t xml:space="preserve">Price implies</w:t>
+            </w:r>
+          </w:p>
+        </w:tc>
+        <w:tc>
+          <w:tcPr>
+            <w:tcW w:type="dxa" w:w="5800"/>
+          </w:tcPr>
+          <w:p>
+            <w:r>
+              <w:t xml:space="preserve">~59-60x TTM P/E needs sustained 25-30%+ revenue growth with margin at/above the 24-25% guided band for several more years to look fair at a 25-30x quality-franchise exit multiple</w:t>
+            </w:r>
+          </w:p>
+        </w:tc>
+      </w:tr>
+      <w:tr>
+        <w:tc>
+          <w:tcPr>
+            <w:tcW w:type="dxa" w:w="3200"/>
+            <w:shd w:fill="F2F2F2" w:val="clear"/>
+          </w:tcPr>
+          <w:p>
+            <w:r>
+              <w:rPr>
+                <w:b/>
+                <w:bCs/>
+              </w:rPr>
+              <w:t xml:space="preserve">Our FY27</w:t>
+            </w:r>
+          </w:p>
+        </w:tc>
+        <w:tc>
+          <w:tcPr>
+            <w:tcW w:type="dxa" w:w="5800"/>
+          </w:tcPr>
+          <w:p>
+            <w:r>
+              <w:t xml:space="preserve">Revenue growth ~25-30% per management guidance; EBITDA margin 24-25% (already evidenced in Q1 FY27's 24.6% print)</w:t>
+            </w:r>
+          </w:p>
+        </w:tc>
+      </w:tr>
+      <w:tr>
+        <w:tc>
+          <w:tcPr>
+            <w:tcW w:type="dxa" w:w="3200"/>
+            <w:shd w:fill="F2F2F2" w:val="clear"/>
+          </w:tcPr>
+          <w:p>
+            <w:r>
+              <w:rPr>
+                <w:b/>
+                <w:bCs/>
+              </w:rPr>
+              <w:t xml:space="preserve">Our FY28</w:t>
+            </w:r>
+          </w:p>
+        </w:tc>
+        <w:tc>
+          <w:tcPr>
+            <w:tcW w:type="dxa" w:w="5800"/>
+          </w:tcPr>
+          <w:p>
+            <w:r>
+              <w:t xml:space="preserve">Not estimable with confidence - only 2 quarters of public reporting (1 as a listed company) reviewed to date</w:t>
+            </w:r>
+          </w:p>
+        </w:tc>
+      </w:tr>
+      <w:tr>
+        <w:tc>
+          <w:tcPr>
+            <w:tcW w:type="dxa" w:w="3200"/>
+            <w:shd w:fill="F2F2F2" w:val="clear"/>
+          </w:tcPr>
+          <w:p>
+            <w:r>
+              <w:rPr>
+                <w:b/>
+                <w:bCs/>
+              </w:rPr>
+              <w:t xml:space="preserve">Gap direction</w:t>
+            </w:r>
+          </w:p>
+        </w:tc>
+        <w:tc>
+          <w:tcPr>
+            <w:tcW w:type="dxa" w:w="5800"/>
+          </w:tcPr>
+          <w:p>
+            <w:r>
+              <w:t xml:space="preserve">partially-priced</w:t>
+            </w:r>
+          </w:p>
+        </w:tc>
+      </w:tr>
+      <w:tr>
+        <w:tc>
+          <w:tcPr>
+            <w:tcW w:type="dxa" w:w="3200"/>
+            <w:shd w:fill="F2F2F2" w:val="clear"/>
+          </w:tcPr>
+          <w:p>
+            <w:r>
+              <w:rPr>
+                <w:b/>
+                <w:bCs/>
+              </w:rPr>
+              <w:t xml:space="preserve">Gap type</w:t>
+            </w:r>
+          </w:p>
+        </w:tc>
+        <w:tc>
+          <w:tcPr>
+            <w:tcW w:type="dxa" w:w="5800"/>
+          </w:tcPr>
+          <w:p>
+            <w:r>
+              <w:t xml:space="preserve">margin</w:t>
+            </w:r>
+          </w:p>
+        </w:tc>
+      </w:tr>
+      <w:tr>
+        <w:tc>
+          <w:tcPr>
+            <w:tcW w:type="dxa" w:w="3200"/>
+            <w:shd w:fill="F2F2F2" w:val="clear"/>
+          </w:tcPr>
+          <w:p>
+            <w:r>
+              <w:rPr>
+                <w:b/>
+                <w:bCs/>
+              </w:rPr>
+              <w:t xml:space="preserve">Gap magnitude</w:t>
+            </w:r>
+          </w:p>
+        </w:tc>
+        <w:tc>
+          <w:tcPr>
+            <w:tcW w:type="dxa" w:w="5800"/>
+          </w:tcPr>
+          <w:p>
+            <w:r>
+              <w:t xml:space="preserve">not estimable</w:t>
+            </w:r>
+          </w:p>
+        </w:tc>
+      </w:tr>
+      <w:tr>
+        <w:tc>
+          <w:tcPr>
+            <w:tcW w:type="dxa" w:w="3200"/>
+            <w:shd w:fill="F2F2F2" w:val="clear"/>
+          </w:tcPr>
+          <w:p>
+            <w:r>
+              <w:rPr>
+                <w:b/>
+                <w:bCs/>
+              </w:rPr>
+              <w:t xml:space="preserve">Gap basis</w:t>
+            </w:r>
+          </w:p>
+        </w:tc>
+        <w:tc>
+          <w:tcPr>
+            <w:tcW w:type="dxa" w:w="5800"/>
+          </w:tcPr>
+          <w:p>
+            <w:r>
+              <w:t xml:space="preserve">TTM P/E has compressed from ~79x to ~59-60x as Q1 FY27's strong print flowed through trailing earnings; margin-recovery guidance (24-25%) is now evidenced by one reported quarter (24.6%) rather than just promised, reducing (not eliminating) the valuation risk flagged pre-listing</w:t>
+            </w:r>
+          </w:p>
+        </w:tc>
+      </w:tr>
+      <w:tr>
+        <w:tc>
+          <w:tcPr>
+            <w:tcW w:type="dxa" w:w="3200"/>
+            <w:shd w:fill="F2F2F2" w:val="clear"/>
+          </w:tcPr>
+          <w:p>
+            <w:r>
+              <w:rPr>
+                <w:b/>
+                <w:bCs/>
+              </w:rPr>
+              <w:t xml:space="preserve">Evidence quality</w:t>
+            </w:r>
+          </w:p>
+        </w:tc>
+        <w:tc>
+          <w:tcPr>
+            <w:tcW w:type="dxa" w:w="5800"/>
+          </w:tcPr>
+          <w:p>
+            <w:r>
+              <w:t xml:space="preserve">moderate</w:t>
+            </w:r>
+          </w:p>
+        </w:tc>
+      </w:tr>
+    </w:tbl>
+    <w:p>
+      <w:pPr>
+        <w:spacing w:after="120"/>
+      </w:pPr>
+      <w:r>
+        <w:rPr>
+          <w:i/>
+          <w:iCs/>
+          <w:color w:val="666666"/>
+          <w:sz w:val="16"/>
+          <w:szCs w:val="16"/>
+        </w:rPr>
+        <w:t xml:space="preserve">no broker consensus; implied path is a reverse-P/E estimate + screener.in forward figures + VP thread view</w:t>
+      </w:r>
+    </w:p>
+    <w:p>
+      <w:pPr>
+        <w:spacing w:after="120" w:before="120"/>
+      </w:pPr>
+      <w:r>
+        <w:rPr>
+          <w:b/>
+          <w:bCs/>
+          <w:sz w:val="20"/>
+          <w:szCs w:val="20"/>
+        </w:rPr>
+        <w:t xml:space="preserve">Catalyst: </w:t>
+      </w:r>
+      <w:r>
+        <w:rPr>
+          <w:sz w:val="20"/>
+          <w:szCs w:val="20"/>
+        </w:rPr>
+        <w:t xml:space="preserve">FY27 full-year print confirming the 24-25% EBITDA margin band holds + first revenue contribution from the new R&amp;D facility / US-Europe expansion</w:t>
+      </w:r>
+      <w:r>
+        <w:rPr>
+          <w:color w:val="666666"/>
+          <w:sz w:val="18"/>
+          <w:szCs w:val="18"/>
+        </w:rPr>
+        <w:t xml:space="preserve"> (window ~6M from 2026-09-19; undated; evidence med; pending)</w:t>
       </w:r>
     </w:p>
     <w:p>
@@ -314,76 +1705,710 @@
         <w:spacing w:after="120" w:before="280"/>
       </w:pPr>
       <w:r>
-        <w:t xml:space="preserve">BSE Corporate Actions / Other Red Flags</w:t>
-      </w:r>
-    </w:p>
-    <w:p>
-      <w:pPr>
-        <w:spacing w:after="120"/>
-      </w:pPr>
-      <w:r>
-        <w:t xml:space="preserve">No red flags found. Freshly listed (IPO August 2026); standard post-listing volatility.</w:t>
-      </w:r>
-    </w:p>
+        <w:t xml:space="preserve">Ishmohit-Lens Checks (value chain · earnings quality · growth trajectory · management · quality metrics · track record · global-signal check)</w:t>
+      </w:r>
+    </w:p>
+    <w:p>
+      <w:pPr>
+        <w:spacing w:after="120"/>
+      </w:pPr>
+      <w:r>
+        <w:rPr>
+          <w:i/>
+          <w:iCs/>
+          <w:color w:val="666666"/>
+          <w:sz w:val="18"/>
+          <w:szCs w:val="18"/>
+        </w:rPr>
+        <w:t xml:space="preserve">Extra checks drawn from @ishmohit1 / SOIC methodology (playbook/ishmohit-soic-style.md): where the company sits in its value chain and what the supply side is doing, whether a margin/PAT inflection is structural or a cyclical peak, the rate-of-change of growth vs. what the multiple demands, and management quality as a positive attribute.</w:t>
+      </w:r>
+    </w:p>
+    <w:p>
+      <w:pPr>
+        <w:spacing w:after="120"/>
+      </w:pPr>
+      <w:r>
+        <w:rPr>
+          <w:b/>
+          <w:bCs/>
+          <w:sz w:val="20"/>
+          <w:szCs w:val="20"/>
+        </w:rPr>
+        <w:t xml:space="preserve">Value chain &amp; supply side:</w:t>
+      </w:r>
+    </w:p>
+    <w:tbl>
+      <w:tblPr>
+        <w:tblW w:type="dxa" w:w="9000"/>
+        <w:tblBorders>
+          <w:top w:val="single" w:color="auto" w:sz="4"/>
+          <w:left w:val="single" w:color="auto" w:sz="4"/>
+          <w:bottom w:val="single" w:color="auto" w:sz="4"/>
+          <w:right w:val="single" w:color="auto" w:sz="4"/>
+          <w:insideH w:val="single" w:color="auto" w:sz="4"/>
+          <w:insideV w:val="single" w:color="auto" w:sz="4"/>
+        </w:tblBorders>
+      </w:tblPr>
+      <w:tblGrid>
+        <w:gridCol w:w="3200"/>
+        <w:gridCol w:w="5800"/>
+      </w:tblGrid>
+      <w:tr>
+        <w:tc>
+          <w:tcPr>
+            <w:tcW w:type="dxa" w:w="3200"/>
+            <w:shd w:fill="F2F2F2" w:val="clear"/>
+          </w:tcPr>
+          <w:p>
+            <w:r>
+              <w:rPr>
+                <w:b/>
+                <w:bCs/>
+              </w:rPr>
+              <w:t xml:space="preserve">Theme</w:t>
+            </w:r>
+          </w:p>
+        </w:tc>
+        <w:tc>
+          <w:tcPr>
+            <w:tcW w:type="dxa" w:w="5800"/>
+          </w:tcPr>
+          <w:p>
+            <w:r>
+              <w:t xml:space="preserve">point-of-care molecular diagnostics (infectious disease, led by TB)</w:t>
+            </w:r>
+          </w:p>
+        </w:tc>
+      </w:tr>
+      <w:tr>
+        <w:tc>
+          <w:tcPr>
+            <w:tcW w:type="dxa" w:w="3200"/>
+            <w:shd w:fill="F2F2F2" w:val="clear"/>
+          </w:tcPr>
+          <w:p>
+            <w:r>
+              <w:rPr>
+                <w:b/>
+                <w:bCs/>
+              </w:rPr>
+              <w:t xml:space="preserve">This company's position</w:t>
+            </w:r>
+          </w:p>
+        </w:tc>
+        <w:tc>
+          <w:tcPr>
+            <w:tcW w:type="dxa" w:w="5800"/>
+          </w:tcPr>
+          <w:p>
+            <w:r>
+              <w:t xml:space="preserve">only Indian WHO-prequalified rapid molecular diagnostics OEM; razor/razor-blade device+consumable model</w:t>
+            </w:r>
+          </w:p>
+        </w:tc>
+      </w:tr>
+      <w:tr>
+        <w:tc>
+          <w:tcPr>
+            <w:tcW w:type="dxa" w:w="3200"/>
+            <w:shd w:fill="F2F2F2" w:val="clear"/>
+          </w:tcPr>
+          <w:p>
+            <w:r>
+              <w:rPr>
+                <w:b/>
+                <w:bCs/>
+              </w:rPr>
+              <w:t xml:space="preserve">Bottleneck node (pricing power)</w:t>
+            </w:r>
+          </w:p>
+        </w:tc>
+        <w:tc>
+          <w:tcPr>
+            <w:tcW w:type="dxa" w:w="5800"/>
+          </w:tcPr>
+          <w:p>
+            <w:r>
+              <w:t xml:space="preserve">device placement rate + public-health tender cycles (drives quarterly lumpiness)</w:t>
+            </w:r>
+          </w:p>
+        </w:tc>
+      </w:tr>
+      <w:tr>
+        <w:tc>
+          <w:tcPr>
+            <w:tcW w:type="dxa" w:w="3200"/>
+            <w:shd w:fill="F2F2F2" w:val="clear"/>
+          </w:tcPr>
+          <w:p>
+            <w:r>
+              <w:rPr>
+                <w:b/>
+                <w:bCs/>
+              </w:rPr>
+              <w:t xml:space="preserve">Supply-side status</w:t>
+            </w:r>
+          </w:p>
+        </w:tc>
+        <w:tc>
+          <w:tcPr>
+            <w:tcW w:type="dxa" w:w="5800"/>
+          </w:tcPr>
+          <w:p>
+            <w:r>
+              <w:t xml:space="preserve">balanced</w:t>
+            </w:r>
+          </w:p>
+        </w:tc>
+      </w:tr>
+      <w:tr>
+        <w:tc>
+          <w:tcPr>
+            <w:tcW w:type="dxa" w:w="3200"/>
+            <w:shd w:fill="F2F2F2" w:val="clear"/>
+          </w:tcPr>
+          <w:p>
+            <w:r>
+              <w:rPr>
+                <w:b/>
+                <w:bCs/>
+              </w:rPr>
+              <w:t xml:space="preserve">Adjacent-node peers</w:t>
+            </w:r>
+          </w:p>
+        </w:tc>
+        <w:tc>
+          <w:tcPr>
+            <w:tcW w:type="dxa" w:w="5800"/>
+          </w:tcPr>
+          <w:p>
+            <w:r>
+              <w:t xml:space="preserve">Cepheid (Danaher), Abbott Diagnostics, 3B BlackBio (Tata MD), Trivitron Healthcare</w:t>
+            </w:r>
+          </w:p>
+        </w:tc>
+      </w:tr>
+    </w:tbl>
+    <w:p>
+      <w:pPr>
+        <w:spacing w:after="120"/>
+      </w:pPr>
+      <w:r>
+        <w:rPr>
+          <w:color w:val="666666"/>
+          <w:sz w:val="18"/>
+          <w:szCs w:val="18"/>
+        </w:rPr>
+        <w:t xml:space="preserve">WHO TB pre-qualification + ICMR certification is the real moat versus domestic peers; global players (Cepheid) compete in export markets. Consumables (test-chip) razor-blade economics support recurring revenue once devices are placed.</w:t>
+      </w:r>
+    </w:p>
+    <w:p>
+      <w:pPr>
+        <w:spacing w:after="60" w:before="120"/>
+      </w:pPr>
+      <w:r>
+        <w:rPr>
+          <w:b/>
+          <w:bCs/>
+          <w:sz w:val="20"/>
+          <w:szCs w:val="20"/>
+        </w:rPr>
+        <w:t xml:space="preserve">Earnings quality: </w:t>
+      </w:r>
+      <w:r>
+        <w:rPr>
+          <w:sz w:val="20"/>
+          <w:szCs w:val="20"/>
+        </w:rPr>
+        <w:t xml:space="preserve">margin driver mixed</w:t>
+      </w:r>
+      <w:r>
+        <w:rPr>
+          <w:b/>
+          <w:bCs/>
+          <w:color w:val="A32020"/>
+          <w:sz w:val="20"/>
+          <w:szCs w:val="20"/>
+        </w:rPr>
+        <w:t xml:space="preserve"/>
+      </w:r>
+    </w:p>
+    <w:p>
+      <w:pPr>
+        <w:spacing w:after="120"/>
+      </w:pPr>
+      <w:r>
+        <w:rPr>
+          <w:color w:val="666666"/>
+          <w:sz w:val="18"/>
+          <w:szCs w:val="18"/>
+        </w:rPr>
+        <w:t xml:space="preserve">Drivers: consumables mix shift as installed base grows; R&amp;D spend as a controllable swing factor (pre-R&amp;D margin 28.6% vs reported 22.6% FY26); public-health tender timing causes quarterly lumpiness/non-linearity.</w:t>
+      </w:r>
+    </w:p>
+    <w:p>
+      <w:pPr>
+        <w:spacing w:after="120"/>
+      </w:pPr>
+      <w:r>
+        <w:rPr>
+          <w:color w:val="666666"/>
+          <w:sz w:val="18"/>
+          <w:szCs w:val="18"/>
+        </w:rPr>
+        <w:t xml:space="preserve">Mgmt itself flags margin should be read annually, not quarterly, given tender-driven revenue recognition. FY26's dip to 22.6% and Q1 FY27's recovery to 24.6% both look like recognition timing within the guided 24-25% band, not a change in underlying unit economics.</w:t>
+      </w:r>
+    </w:p>
+    <w:p>
+      <w:pPr>
+        <w:spacing w:after="60" w:before="120"/>
+      </w:pPr>
+      <w:r>
+        <w:rPr>
+          <w:b/>
+          <w:bCs/>
+          <w:sz w:val="20"/>
+          <w:szCs w:val="20"/>
+        </w:rPr>
+        <w:t xml:space="preserve">Growth trajectory: </w:t>
+      </w:r>
+      <w:r>
+        <w:rPr>
+          <w:b w:val="false"/>
+          <w:bCs w:val="false"/>
+          <w:sz w:val="20"/>
+          <w:szCs w:val="20"/>
+        </w:rPr>
+        <w:t xml:space="preserve">YoY growth rate is lumpy</w:t>
+      </w:r>
+    </w:p>
+    <w:p>
+      <w:pPr>
+        <w:spacing w:after="120"/>
+      </w:pPr>
+      <w:r>
+        <w:rPr>
+          <w:color w:val="666666"/>
+          <w:sz w:val="18"/>
+          <w:szCs w:val="18"/>
+        </w:rPr>
+        <w:t xml:space="preserve">Quarterly sales: Jun-25 Rs 100 Cr (net loss, atypically weak) -&gt; Mar-26 Rs 561 Cr (strong pre-fiscal-year-end tender push, OPM 28%) -&gt; Jun-26 Rs 411 Cr (+309% YoY off the depressed Jun-25 base - largely a comparison artifact, not a step-change in run-rate).</w:t>
+      </w:r>
+    </w:p>
+    <w:p>
+      <w:pPr>
+        <w:spacing w:after="120"/>
+      </w:pPr>
+      <w:r>
+        <w:rPr>
+          <w:color w:val="666666"/>
+          <w:sz w:val="18"/>
+          <w:szCs w:val="18"/>
+        </w:rPr>
+        <w:t xml:space="preserve">Reverse P/E: ~59-60x TTM P/E needs the FY27-guided 25%+ revenue growth and 24-25% margin band to hold for several more years; a reversion to a Jun-25-style weak quarter would look far worse against this multiple than the '309% YoY' headline suggests.</w:t>
+      </w:r>
+    </w:p>
+    <w:p>
+      <w:pPr>
+        <w:spacing w:after="120"/>
+      </w:pPr>
+      <w:r>
+        <w:rPr>
+          <w:b/>
+          <w:bCs/>
+          <w:sz w:val="20"/>
+          <w:szCs w:val="20"/>
+        </w:rPr>
+        <w:t xml:space="preserve">Management quality (TVGP's "P"):</w:t>
+      </w:r>
+    </w:p>
+    <w:tbl>
+      <w:tblPr>
+        <w:tblW w:type="dxa" w:w="9000"/>
+        <w:tblBorders>
+          <w:top w:val="single" w:color="auto" w:sz="4"/>
+          <w:left w:val="single" w:color="auto" w:sz="4"/>
+          <w:bottom w:val="single" w:color="auto" w:sz="4"/>
+          <w:right w:val="single" w:color="auto" w:sz="4"/>
+          <w:insideH w:val="single" w:color="auto" w:sz="4"/>
+          <w:insideV w:val="single" w:color="auto" w:sz="4"/>
+        </w:tblBorders>
+      </w:tblPr>
+      <w:tblGrid>
+        <w:gridCol w:w="3200"/>
+        <w:gridCol w:w="5800"/>
+      </w:tblGrid>
+      <w:tr>
+        <w:tc>
+          <w:tcPr>
+            <w:tcW w:type="dxa" w:w="3200"/>
+            <w:shd w:fill="F2F2F2" w:val="clear"/>
+          </w:tcPr>
+          <w:p>
+            <w:r>
+              <w:rPr>
+                <w:b/>
+                <w:bCs/>
+              </w:rPr>
+              <w:t xml:space="preserve">Assessment</w:t>
+            </w:r>
+          </w:p>
+        </w:tc>
+        <w:tc>
+          <w:tcPr>
+            <w:tcW w:type="dxa" w:w="5800"/>
+          </w:tcPr>
+          <w:p>
+            <w:r>
+              <w:t xml:space="preserve">neutral</w:t>
+            </w:r>
+          </w:p>
+        </w:tc>
+      </w:tr>
+      <w:tr>
+        <w:tc>
+          <w:tcPr>
+            <w:tcW w:type="dxa" w:w="3200"/>
+            <w:shd w:fill="F2F2F2" w:val="clear"/>
+          </w:tcPr>
+          <w:p>
+            <w:r>
+              <w:rPr>
+                <w:b/>
+                <w:bCs/>
+              </w:rPr>
+              <w:t xml:space="preserve">Capital allocation</w:t>
+            </w:r>
+          </w:p>
+        </w:tc>
+        <w:tc>
+          <w:tcPr>
+            <w:tcW w:type="dxa" w:w="5800"/>
+          </w:tcPr>
+          <w:p>
+            <w:r>
+              <w:t xml:space="preserve">IPO fresh issue (~Rs 200 Cr of ~Rs 940 Cr) earmarked for a new R&amp;D facility + manufacturing automation + US/Europe expansion; too early (1 listed quarter) to score incremental ROCE on this specific capital (unclear)</w:t>
+            </w:r>
+          </w:p>
+        </w:tc>
+      </w:tr>
+      <w:tr>
+        <w:tc>
+          <w:tcPr>
+            <w:tcW w:type="dxa" w:w="3200"/>
+            <w:shd w:fill="F2F2F2" w:val="clear"/>
+          </w:tcPr>
+          <w:p>
+            <w:r>
+              <w:rPr>
+                <w:b/>
+                <w:bCs/>
+              </w:rPr>
+              <w:t xml:space="preserve">Related-party trend</w:t>
+            </w:r>
+          </w:p>
+        </w:tc>
+        <w:tc>
+          <w:tcPr>
+            <w:tcW w:type="dxa" w:w="5800"/>
+          </w:tcPr>
+          <w:p>
+            <w:r>
+              <w:t xml:space="preserve">unclear</w:t>
+            </w:r>
+          </w:p>
+        </w:tc>
+      </w:tr>
+      <w:tr>
+        <w:tc>
+          <w:tcPr>
+            <w:tcW w:type="dxa" w:w="3200"/>
+            <w:shd w:fill="F2F2F2" w:val="clear"/>
+          </w:tcPr>
+          <w:p>
+            <w:r>
+              <w:rPr>
+                <w:b/>
+                <w:bCs/>
+              </w:rPr>
+              <w:t xml:space="preserve">Guidance credibility</w:t>
+            </w:r>
+          </w:p>
+        </w:tc>
+        <w:tc>
+          <w:tcPr>
+            <w:tcW w:type="dxa" w:w="5800"/>
+          </w:tcPr>
+          <w:p>
+            <w:r>
+              <w:t xml:space="preserve">no-track-record</w:t>
+            </w:r>
+          </w:p>
+        </w:tc>
+      </w:tr>
+      <w:tr>
+        <w:tc>
+          <w:tcPr>
+            <w:tcW w:type="dxa" w:w="3200"/>
+            <w:shd w:fill="F2F2F2" w:val="clear"/>
+          </w:tcPr>
+          <w:p>
+            <w:r>
+              <w:rPr>
+                <w:b/>
+                <w:bCs/>
+              </w:rPr>
+              <w:t xml:space="preserve">Shareholder returns</w:t>
+            </w:r>
+          </w:p>
+        </w:tc>
+        <w:tc>
+          <w:tcPr>
+            <w:tcW w:type="dxa" w:w="5800"/>
+          </w:tcPr>
+          <w:p>
+            <w:r>
+              <w:t xml:space="preserve">unclear</w:t>
+            </w:r>
+          </w:p>
+        </w:tc>
+      </w:tr>
+      <w:tr>
+        <w:tc>
+          <w:tcPr>
+            <w:tcW w:type="dxa" w:w="3200"/>
+            <w:shd w:fill="F2F2F2" w:val="clear"/>
+          </w:tcPr>
+          <w:p>
+            <w:r>
+              <w:rPr>
+                <w:b/>
+                <w:bCs/>
+              </w:rPr>
+              <w:t xml:space="preserve">Capability ladder / VAP</w:t>
+            </w:r>
+          </w:p>
+        </w:tc>
+        <w:tc>
+          <w:tcPr>
+            <w:tcW w:type="dxa" w:w="5800"/>
+          </w:tcPr>
+          <w:p>
+            <w:r>
+              <w:t xml:space="preserve">Explicit stated intent to expand disease-test menu and move into US/Europe developed markets, funded by IPO proceeds</w:t>
+            </w:r>
+          </w:p>
+        </w:tc>
+      </w:tr>
+    </w:tbl>
+    <w:p>
+      <w:pPr>
+        <w:spacing w:after="120"/>
+      </w:pPr>
+      <w:r>
+        <w:rPr>
+          <w:b/>
+          <w:bCs/>
+          <w:sz w:val="20"/>
+          <w:szCs w:val="20"/>
+        </w:rPr>
+        <w:t xml:space="preserve">Quality metrics (ROCE · debt · FCF · margin · capex):</w:t>
+      </w:r>
+    </w:p>
+    <w:tbl>
+      <w:tblPr>
+        <w:tblW w:type="dxa" w:w="9000"/>
+        <w:tblBorders>
+          <w:top w:val="single" w:color="auto" w:sz="4"/>
+          <w:left w:val="single" w:color="auto" w:sz="4"/>
+          <w:bottom w:val="single" w:color="auto" w:sz="4"/>
+          <w:right w:val="single" w:color="auto" w:sz="4"/>
+          <w:insideH w:val="single" w:color="auto" w:sz="4"/>
+          <w:insideV w:val="single" w:color="auto" w:sz="4"/>
+        </w:tblBorders>
+      </w:tblPr>
+      <w:tblGrid>
+        <w:gridCol w:w="3200"/>
+        <w:gridCol w:w="5800"/>
+      </w:tblGrid>
+      <w:tr>
+        <w:tc>
+          <w:tcPr>
+            <w:tcW w:type="dxa" w:w="3200"/>
+            <w:shd w:fill="F2F2F2" w:val="clear"/>
+          </w:tcPr>
+          <w:p>
+            <w:r>
+              <w:rPr>
+                <w:b/>
+                <w:bCs/>
+              </w:rPr>
+              <w:t xml:space="preserve">Assessment</w:t>
+            </w:r>
+          </w:p>
+        </w:tc>
+        <w:tc>
+          <w:tcPr>
+            <w:tcW w:type="dxa" w:w="5800"/>
+          </w:tcPr>
+          <w:p>
+            <w:r>
+              <w:t xml:space="preserve">positive</w:t>
+            </w:r>
+          </w:p>
+        </w:tc>
+      </w:tr>
+      <w:tr>
+        <w:tc>
+          <w:tcPr>
+            <w:tcW w:type="dxa" w:w="3200"/>
+            <w:shd w:fill="F2F2F2" w:val="clear"/>
+          </w:tcPr>
+          <w:p>
+            <w:r>
+              <w:rPr>
+                <w:b/>
+                <w:bCs/>
+              </w:rPr>
+              <w:t xml:space="preserve">ROCE</w:t>
+            </w:r>
+          </w:p>
+        </w:tc>
+        <w:tc>
+          <w:tcPr>
+            <w:tcW w:type="dxa" w:w="5800"/>
+          </w:tcPr>
+          <w:p>
+            <w:r>
+              <w:t xml:space="preserve">17.6% (unclear)</w:t>
+            </w:r>
+          </w:p>
+        </w:tc>
+      </w:tr>
+      <w:tr>
+        <w:tc>
+          <w:tcPr>
+            <w:tcW w:type="dxa" w:w="3200"/>
+            <w:shd w:fill="F2F2F2" w:val="clear"/>
+          </w:tcPr>
+          <w:p>
+            <w:r>
+              <w:rPr>
+                <w:b/>
+                <w:bCs/>
+              </w:rPr>
+              <w:t xml:space="preserve">Leverage</w:t>
+            </w:r>
+          </w:p>
+        </w:tc>
+        <w:tc>
+          <w:tcPr>
+            <w:tcW w:type="dxa" w:w="5800"/>
+          </w:tcPr>
+          <w:p>
+            <w:r>
+              <w:t xml:space="preserve">Net debt/EBITDA 0.24x</w:t>
+            </w:r>
+          </w:p>
+        </w:tc>
+      </w:tr>
+      <w:tr>
+        <w:tc>
+          <w:tcPr>
+            <w:tcW w:type="dxa" w:w="3200"/>
+            <w:shd w:fill="F2F2F2" w:val="clear"/>
+          </w:tcPr>
+          <w:p>
+            <w:r>
+              <w:rPr>
+                <w:b/>
+                <w:bCs/>
+              </w:rPr>
+              <w:t xml:space="preserve">FCF conversion</w:t>
+            </w:r>
+          </w:p>
+        </w:tc>
+        <w:tc>
+          <w:tcPr>
+            <w:tcW w:type="dxa" w:w="5800"/>
+          </w:tcPr>
+          <w:p>
+            <w:r>
+              <w:t xml:space="preserve">—</w:t>
+            </w:r>
+          </w:p>
+        </w:tc>
+      </w:tr>
+      <w:tr>
+        <w:tc>
+          <w:tcPr>
+            <w:tcW w:type="dxa" w:w="3200"/>
+            <w:shd w:fill="F2F2F2" w:val="clear"/>
+          </w:tcPr>
+          <w:p>
+            <w:r>
+              <w:rPr>
+                <w:b/>
+                <w:bCs/>
+              </w:rPr>
+              <w:t xml:space="preserve">Margin trend</w:t>
+            </w:r>
+          </w:p>
+        </w:tc>
+        <w:tc>
+          <w:tcPr>
+            <w:tcW w:type="dxa" w:w="5800"/>
+          </w:tcPr>
+          <w:p>
+            <w:r>
+              <w:t xml:space="preserve">improving</w:t>
+            </w:r>
+          </w:p>
+        </w:tc>
+      </w:tr>
+      <w:tr>
+        <w:tc>
+          <w:tcPr>
+            <w:tcW w:type="dxa" w:w="3200"/>
+            <w:shd w:fill="F2F2F2" w:val="clear"/>
+          </w:tcPr>
+          <w:p>
+            <w:r>
+              <w:rPr>
+                <w:b/>
+                <w:bCs/>
+              </w:rPr>
+              <w:t xml:space="preserve">Capex efficiency</w:t>
+            </w:r>
+          </w:p>
+        </w:tc>
+        <w:tc>
+          <w:tcPr>
+            <w:tcW w:type="dxa" w:w="5800"/>
+          </w:tcPr>
+          <w:p>
+            <w:r>
+              <w:t xml:space="preserve">unclear</w:t>
+            </w:r>
+          </w:p>
+        </w:tc>
+      </w:tr>
+    </w:tbl>
     <w:p>
       <w:pPr>
         <w:pStyle w:val="Heading1"/>
         <w:spacing w:after="120" w:before="280"/>
       </w:pPr>
       <w:r>
-        <w:t xml:space="preserve">Bull Case</w:t>
-      </w:r>
-    </w:p>
-    <w:p>
-      <w:pPr>
-        <w:pStyle w:val="ListParagraph"/>
-        <w:numPr>
-          <w:ilvl w:val="0"/>
-          <w:numId w:val="1"/>
-        </w:numPr>
-        <w:spacing w:after="60"/>
-      </w:pPr>
-      <w:r>
-        <w:t xml:space="preserve">Only Indian-made, WHO-approved point-of-care molecular diagnostics platform - genuine 13-year R&amp;D moat, hard to replicate</w:t>
-      </w:r>
-    </w:p>
-    <w:p>
-      <w:pPr>
-        <w:pStyle w:val="ListParagraph"/>
-        <w:numPr>
-          <w:ilvl w:val="0"/>
-          <w:numId w:val="1"/>
-        </w:numPr>
-        <w:spacing w:after="60"/>
-      </w:pPr>
-      <w:r>
-        <w:t xml:space="preserve">Recurring consumables (test-chip) revenue model layered on an expanding disease-test menu (TB, COVID, HIV, dengue and more)</w:t>
-      </w:r>
-    </w:p>
-    <w:p>
-      <w:pPr>
-        <w:pStyle w:val="ListParagraph"/>
-        <w:numPr>
-          <w:ilvl w:val="0"/>
-          <w:numId w:val="1"/>
-        </w:numPr>
-        <w:spacing w:after="60"/>
-      </w:pPr>
-      <w:r>
-        <w:t xml:space="preserve">Strong recent growth: revenue CAGR ~31.5% FY24-26, PAT CAGR ~40.2%, ROCE ~17.6%</w:t>
-      </w:r>
-    </w:p>
-    <w:p>
-      <w:pPr>
-        <w:pStyle w:val="ListParagraph"/>
-        <w:numPr>
-          <w:ilvl w:val="0"/>
-          <w:numId w:val="1"/>
-        </w:numPr>
-        <w:spacing w:after="60"/>
-      </w:pPr>
-      <w:r>
-        <w:t xml:space="preserve">Export presence across ~140 countries gives a real global TAM beyond India</w:t>
+        <w:t xml:space="preserve">Technical Read (Weekly / Monthly MACD + Bollinger Bands, or RSI/CCI/Williams %R proxy)</w:t>
+      </w:r>
+    </w:p>
+    <w:p>
+      <w:pPr>
+        <w:spacing w:after="120"/>
+      </w:pPr>
+      <w:r>
+        <w:t xml:space="preserve">Listed Aug 17 2026 at Rs 980 (+21% over Rs 807 issue price). Hit a 52-week/all-time high of Rs 1,686.50 on Sept 11 2026 (up ~75% in a month, ~35% in two sessions on heavy volume, 20% upper circuit) before pulling back ~18.5% over Sept 15-16 on profit-taking (no negative news identified) to ~Rs 1,230, then stabilised around ~Rs 1,288 by Sept 18. Still &lt;5 weeks of public trading history - momentum-driven, no meaningful multi-year chart to read.</w:t>
       </w:r>
     </w:p>
     <w:p>
@@ -392,59 +2417,36 @@
         <w:spacing w:after="120" w:before="280"/>
       </w:pPr>
       <w:r>
-        <w:t xml:space="preserve">Bear Case / Key Risks</w:t>
-      </w:r>
-    </w:p>
-    <w:p>
-      <w:pPr>
-        <w:pStyle w:val="ListParagraph"/>
-        <w:numPr>
-          <w:ilvl w:val="0"/>
-          <w:numId w:val="1"/>
-        </w:numPr>
-        <w:spacing w:after="60"/>
-      </w:pPr>
-      <w:r>
-        <w:t xml:space="preserve">Trailing P/E in the ~65-80x range already prices in years of continued high growth - limited margin of safety at current market cap</w:t>
-      </w:r>
-    </w:p>
-    <w:p>
-      <w:pPr>
-        <w:pStyle w:val="ListParagraph"/>
-        <w:numPr>
-          <w:ilvl w:val="0"/>
-          <w:numId w:val="1"/>
-        </w:numPr>
-        <w:spacing w:after="60"/>
-      </w:pPr>
-      <w:r>
-        <w:t xml:space="preserve">Freshly listed (Aug 2026) with only weeks of trading history and no multi-year public track record</w:t>
-      </w:r>
-    </w:p>
-    <w:p>
-      <w:pPr>
-        <w:pStyle w:val="ListParagraph"/>
-        <w:numPr>
-          <w:ilvl w:val="0"/>
-          <w:numId w:val="1"/>
-        </w:numPr>
-        <w:spacing w:after="60"/>
-      </w:pPr>
-      <w:r>
-        <w:t xml:space="preserve">Debt tripled YoY (Rs 123 Cr -&gt; Rs 413 Cr) to fund capacity - execution risk on the capex cycle</w:t>
-      </w:r>
-    </w:p>
-    <w:p>
-      <w:pPr>
-        <w:pStyle w:val="ListParagraph"/>
-        <w:numPr>
-          <w:ilvl w:val="0"/>
-          <w:numId w:val="1"/>
-        </w:numPr>
-        <w:spacing w:after="60"/>
-      </w:pPr>
-      <w:r>
-        <w:t xml:space="preserve">No forum/community corroboration found to independently validate the growth thesis</w:t>
+        <w:t xml:space="preserve">ValuePickr Community Signal</w:t>
+      </w:r>
+    </w:p>
+    <w:p>
+      <w:pPr>
+        <w:spacing w:after="120"/>
+      </w:pPr>
+      <w:r>
+        <w:t xml:space="preserve">No dedicated ValuePickr thread found under this name (forum search returned only unrelated diagnostics names - 3B Blackbio DX, Metropolis Healthcare). Web coverage is IPO/post-listing focused, generally positive on the technology moat and Q1 FY27 delivery, but consistently flagging valuation richness.</w:t>
+      </w:r>
+    </w:p>
+    <w:p>
+      <w:pPr>
+        <w:spacing w:after="120"/>
+      </w:pPr>
+      <w:r>
+        <w:rPr>
+          <w:b/>
+          <w:bCs/>
+          <w:sz w:val="20"/>
+          <w:szCs w:val="20"/>
+        </w:rPr>
+        <w:t xml:space="preserve">High-conviction call from a top contributor: </w:t>
+      </w:r>
+      <w:r>
+        <w:rPr>
+          <w:sz w:val="20"/>
+          <w:szCs w:val="20"/>
+        </w:rPr>
+        <w:t xml:space="preserve">None found - no resolved ValuePickr thread for this name.</w:t>
       </w:r>
     </w:p>
     <w:p>
@@ -453,6 +2455,171 @@
         <w:spacing w:after="120" w:before="280"/>
       </w:pPr>
       <w:r>
+        <w:t xml:space="preserve">BSE Corporate Actions / Other Red Flags</w:t>
+      </w:r>
+    </w:p>
+    <w:p>
+      <w:pPr>
+        <w:spacing w:after="120"/>
+      </w:pPr>
+      <w:r>
+        <w:t xml:space="preserve">No red flags found. Freshly listed (IPO August 2026); Q1 FY27 results/concall held Sept 8 2026; standard post-listing volatility (sharp rally then profit-taking pullback, no adverse disclosures).</w:t>
+      </w:r>
+    </w:p>
+    <w:p>
+      <w:pPr>
+        <w:pStyle w:val="Heading1"/>
+        <w:spacing w:after="120" w:before="280"/>
+      </w:pPr>
+      <w:r>
+        <w:t xml:space="preserve">Bull Case</w:t>
+      </w:r>
+    </w:p>
+    <w:p>
+      <w:pPr>
+        <w:pStyle w:val="ListParagraph"/>
+        <w:numPr>
+          <w:ilvl w:val="0"/>
+          <w:numId w:val="1"/>
+        </w:numPr>
+        <w:spacing w:after="60"/>
+      </w:pPr>
+      <w:r>
+        <w:t xml:space="preserve">Only Indian-made, WHO-approved point-of-care molecular diagnostics platform - genuine 13-year R&amp;D moat, hard to replicate</w:t>
+      </w:r>
+    </w:p>
+    <w:p>
+      <w:pPr>
+        <w:pStyle w:val="ListParagraph"/>
+        <w:numPr>
+          <w:ilvl w:val="0"/>
+          <w:numId w:val="1"/>
+        </w:numPr>
+        <w:spacing w:after="60"/>
+      </w:pPr>
+      <w:r>
+        <w:t xml:space="preserve">Recurring consumables (test-chip) revenue model layered on an expanding disease-test menu, with export presence across ~140 countries / 90+ countries with installed devices</w:t>
+      </w:r>
+    </w:p>
+    <w:p>
+      <w:pPr>
+        <w:pStyle w:val="ListParagraph"/>
+        <w:numPr>
+          <w:ilvl w:val="0"/>
+          <w:numId w:val="1"/>
+        </w:numPr>
+        <w:spacing w:after="60"/>
+      </w:pPr>
+      <w:r>
+        <w:t xml:space="preserve">FY27 margin-recovery guidance (24-25% EBITDA margin) is no longer just promised - Q1 FY27 delivered 24.6%, evidencing the recovery thesis a quarter into public reporting</w:t>
+      </w:r>
+    </w:p>
+    <w:p>
+      <w:pPr>
+        <w:pStyle w:val="ListParagraph"/>
+        <w:numPr>
+          <w:ilvl w:val="0"/>
+          <w:numId w:val="1"/>
+        </w:numPr>
+        <w:spacing w:after="60"/>
+      </w:pPr>
+      <w:r>
+        <w:t xml:space="preserve">TTM valuation has already compressed meaningfully (~79x to ~59-60x) as earnings catch up, narrowing (not eliminating) the margin-of-safety gap</w:t>
+      </w:r>
+    </w:p>
+    <w:p>
+      <w:pPr>
+        <w:pStyle w:val="ListParagraph"/>
+        <w:numPr>
+          <w:ilvl w:val="0"/>
+          <w:numId w:val="1"/>
+        </w:numPr>
+        <w:spacing w:after="60"/>
+      </w:pPr>
+      <w:r>
+        <w:t xml:space="preserve">Rs 200 Cr of IPO proceeds earmarked for a new R&amp;D facility, manufacturing automation and US/Europe expansion - funded, stated growth capital, not just an aspiration</w:t>
+      </w:r>
+    </w:p>
+    <w:p>
+      <w:pPr>
+        <w:pStyle w:val="Heading1"/>
+        <w:spacing w:after="120" w:before="280"/>
+      </w:pPr>
+      <w:r>
+        <w:t xml:space="preserve">Bear Case / Key Risks</w:t>
+      </w:r>
+    </w:p>
+    <w:p>
+      <w:pPr>
+        <w:pStyle w:val="ListParagraph"/>
+        <w:numPr>
+          <w:ilvl w:val="0"/>
+          <w:numId w:val="1"/>
+        </w:numPr>
+        <w:spacing w:after="60"/>
+      </w:pPr>
+      <w:r>
+        <w:t xml:space="preserve">Still rich at ~59-60x TTM P/E with barely two months of public trading history and no forum/community corroboration</w:t>
+      </w:r>
+    </w:p>
+    <w:p>
+      <w:pPr>
+        <w:pStyle w:val="ListParagraph"/>
+        <w:numPr>
+          <w:ilvl w:val="0"/>
+          <w:numId w:val="1"/>
+        </w:numPr>
+        <w:spacing w:after="60"/>
+      </w:pPr>
+      <w:r>
+        <w:t xml:space="preserve">The '309% YoY' Q1 FY27 growth headline is mostly a base-effect artifact (Q1 FY26 was an anomalously weak, loss-making quarter) - true underlying growth rate is harder to read given tender-driven quarterly lumpiness</w:t>
+      </w:r>
+    </w:p>
+    <w:p>
+      <w:pPr>
+        <w:pStyle w:val="ListParagraph"/>
+        <w:numPr>
+          <w:ilvl w:val="0"/>
+          <w:numId w:val="1"/>
+        </w:numPr>
+        <w:spacing w:after="60"/>
+      </w:pPr>
+      <w:r>
+        <w:t xml:space="preserve">Gross borrowings tripled to ~Rs 450 Cr in FY26; this pass could NOT independently confirm the prior pass's 'net cash' framing - one source implies the company may actually be mildly net-debt, an open reconciliation question</w:t>
+      </w:r>
+    </w:p>
+    <w:p>
+      <w:pPr>
+        <w:pStyle w:val="ListParagraph"/>
+        <w:numPr>
+          <w:ilvl w:val="0"/>
+          <w:numId w:val="1"/>
+        </w:numPr>
+        <w:spacing w:after="60"/>
+      </w:pPr>
+      <w:r>
+        <w:t xml:space="preserve">Only 1 full year (FY26) and 1 listed quarter (Q1 FY27) of verifiable per-year data - no 3-year Coffee-Can track record possible yet</w:t>
+      </w:r>
+    </w:p>
+    <w:p>
+      <w:pPr>
+        <w:pStyle w:val="ListParagraph"/>
+        <w:numPr>
+          <w:ilvl w:val="0"/>
+          <w:numId w:val="1"/>
+        </w:numPr>
+        <w:spacing w:after="60"/>
+      </w:pPr>
+      <w:r>
+        <w:t xml:space="preserve">roce_trend and capex_efficiency remain 'unclear' given the short public reporting history; no RPT or auditor-history review possible yet (pre-IPO private-company disclosures not sourced this pass)</w:t>
+      </w:r>
+    </w:p>
+    <w:p>
+      <w:pPr>
+        <w:pStyle w:val="Heading1"/>
+        <w:spacing w:after="120" w:before="280"/>
+      </w:pPr>
+      <w:r>
         <w:t xml:space="preserve">Market-Cap Tier (informational — not a gate in this project)</w:t>
       </w:r>
     </w:p>
@@ -465,7 +2632,7 @@
           <w:b/>
           <w:bCs/>
         </w:rPr>
-        <w:t xml:space="preserve">Mid-cap (~Rs 12,900 Cr)</w:t>
+        <w:t xml:space="preserve">Mid-cap (~Rs 14,800 Cr)</w:t>
       </w:r>
     </w:p>
     <w:p>
@@ -516,7 +2683,7 @@
           <w:sz w:val="20"/>
           <w:szCs w:val="20"/>
         </w:rPr>
-        <w:t xml:space="preserve">Genuine WHO-approved IP moat and expanding disease-test menu support tailwind/tam/moat; valuation is rich at ~65-80x trailing P/E given the stock listed only weeks ago and has already re-rated sharply. Score permits a 10x/100x label but it is not applied given valuation and lack of trading history.</w:t>
+        <w:t xml:space="preserve">Genuine WHO-approved IP moat and expanding disease-test menu support tailwind/tam/moat; valuation is still rich at ~59-60x TTM P/E (compressed from ~79x at listing as Q1 FY27 earnings caught up) given the stock listed only weeks ago. Score permits a 10x/100x label but it is not applied given valuation and lack of trading history.</w:t>
       </w:r>
     </w:p>
     <w:p>
@@ -539,46 +2706,46 @@
           <w:sz w:val="24"/>
           <w:szCs w:val="24"/>
         </w:rPr>
-        <w:t xml:space="preserve">Genuine molecular-diagnostics IP moat (WHO-approved Truenat) with strong 31%+ revenue CAGR and 17.6% ROCE, but a freshly-listed stock already priced at ~65-80x trailing earnings - conviction Medium, thesis_fit 'neither' given valuation already reflects much of the growth.</w:t>
-      </w:r>
-    </w:p>
-    <w:p>
-      <w:pPr>
-        <w:pStyle w:val="ListParagraph"/>
-        <w:numPr>
-          <w:ilvl w:val="0"/>
-          <w:numId w:val="1"/>
-        </w:numPr>
-        <w:spacing w:after="60"/>
-      </w:pPr>
-      <w:r>
-        <w:t xml:space="preserve">four_box = 3.0 (tailwind yes - expanding disease-test menu and export reach; tam yes - global point-of-care molecular diagnostics; moat yes - WHO/ICMR-certified unique IP; valuation no - ~65-80x trailing P/E). Score permits but does not compel a 10x/100x label; declined given valuation already prices in continued high growth and the stock has only weeks of public trading history.</w:t>
-      </w:r>
-    </w:p>
-    <w:p>
-      <w:pPr>
-        <w:pStyle w:val="ListParagraph"/>
-        <w:numPr>
-          <w:ilvl w:val="0"/>
-          <w:numId w:val="1"/>
-        </w:numPr>
-        <w:spacing w:after="60"/>
-      </w:pPr>
-      <w:r>
-        <w:t xml:space="preserve">No red flag found. No forum thread resolved for this specific name - community_signal is none.</w:t>
-      </w:r>
-    </w:p>
-    <w:p>
-      <w:pPr>
-        <w:pStyle w:val="ListParagraph"/>
-        <w:numPr>
-          <w:ilvl w:val="0"/>
-          <w:numId w:val="1"/>
-        </w:numPr>
-        <w:spacing w:after="60"/>
-      </w:pPr>
-      <w:r>
-        <w:t xml:space="preserve">Conviction capped at Medium: strong fundamentals and a real technology moat, but rich valuation and IPO freshness argue against a higher conviction or a 10x-style label without more trading/track-record history.</w:t>
+        <w:t xml:space="preserve">Genuine molecular-diagnostics IP moat (WHO-approved Truenat) with strong 31%+ revenue CAGR, and the FY27 margin-recovery guidance is now evidenced (Q1 print 24.6% vs FY26's 22.6%) rather than just promised - but the stock remains richly valued (~59-60x TTM P/E) with under two months of trading history, and this pass could not independently re-confirm the prior 'net cash' balance-sheet framing. Conviction held at Medium, thesis_fit 'neither'.</w:t>
+      </w:r>
+    </w:p>
+    <w:p>
+      <w:pPr>
+        <w:pStyle w:val="ListParagraph"/>
+        <w:numPr>
+          <w:ilvl w:val="0"/>
+          <w:numId w:val="1"/>
+        </w:numPr>
+        <w:spacing w:after="60"/>
+      </w:pPr>
+      <w:r>
+        <w:t xml:space="preserve">four_box = 3.0 unchanged (tailwind yes - expanding disease-test menu and export reach; tam yes - global point-of-care molecular diagnostics; moat yes - WHO/ICMR-certified unique IP; valuation no - still ~59-60x TTM P/E). Score permits but does not compel a 10x/100x label; analyst_override retained given valuation and limited trading history.</w:t>
+      </w:r>
+    </w:p>
+    <w:p>
+      <w:pPr>
+        <w:pStyle w:val="ListParagraph"/>
+        <w:numPr>
+          <w:ilvl w:val="0"/>
+          <w:numId w:val="1"/>
+        </w:numPr>
+        <w:spacing w:after="60"/>
+      </w:pPr>
+      <w:r>
+        <w:t xml:space="preserve">No red flag found. Promoter holding 41.29% (post-IPO), no pledge. Still no ValuePickr forum thread for corroboration.</w:t>
+      </w:r>
+    </w:p>
+    <w:p>
+      <w:pPr>
+        <w:pStyle w:val="ListParagraph"/>
+        <w:numPr>
+          <w:ilvl w:val="0"/>
+          <w:numId w:val="1"/>
+        </w:numPr>
+        <w:spacing w:after="60"/>
+      </w:pPr>
+      <w:r>
+        <w:t xml:space="preserve">Conviction held at Medium: margin-recovery guidance now evidenced (a genuine positive update this pass) is offset by an unresolved net-debt/cash reconciliation question (could not confirm the prior pass's net-cash claim from a primary source) and persistently rich valuation - net effect is a wash, not an upgrade.</w:t>
       </w:r>
     </w:p>
     <w:p>
